--- a/Use_cases_GIA/Use_cases_4_6_11_v0.2.1.docx
+++ b/Use_cases_GIA/Use_cases_4_6_11_v0.2.1.docx
@@ -274,37 +274,42 @@
     </w:p>
     <w:p>
       <w:pPr>
-        <w:spacing w:line="278" w:lineRule="auto"/>
-        <w:ind w:left="360"/>
-        <w:jc w:val="both"/>
+        <w:pStyle w:val="a6"/>
+        <w:numPr>
+          <w:ilvl w:val="0"/>
+          <w:numId w:val="51"/>
+        </w:numPr>
+        <w:jc w:val="both"/>
+        <w:rPr>
+          <w:rFonts w:ascii="Bahnschrift Light" w:hAnsi="Bahnschrift Light"/>
+          <w:strike/>
+          <w:sz w:val="24"/>
+          <w:szCs w:val="24"/>
+        </w:rPr>
+      </w:pPr>
+      <w:r>
         <w:rPr>
           <w:rFonts w:ascii="Bahnschrift Light" w:hAnsi="Bahnschrift Light"/>
           <w:strike/>
           <w:sz w:val="28"/>
           <w:szCs w:val="28"/>
         </w:rPr>
-      </w:pPr>
-      <w:r>
+        <w:t>Το σύστημα εντοπίζει τις εργασίες που πρέπει να εκτελεστούν την τρέχουσα περίοδο.</w:t>
+      </w:r>
+    </w:p>
+    <w:p>
+      <w:pPr>
+        <w:pStyle w:val="a6"/>
+        <w:numPr>
+          <w:ilvl w:val="0"/>
+          <w:numId w:val="51"/>
+        </w:numPr>
+        <w:jc w:val="both"/>
         <w:rPr>
           <w:rFonts w:ascii="Bahnschrift Light" w:hAnsi="Bahnschrift Light"/>
           <w:strike/>
-          <w:sz w:val="28"/>
-          <w:szCs w:val="28"/>
-        </w:rPr>
-        <w:t>Το σύστημα εντοπίζει τις εργασίες που πρέπει να εκτελεστούν την τρέχουσα περίοδο.</w:t>
-      </w:r>
-    </w:p>
-    <w:p>
-      <w:pPr>
-        <w:spacing w:line="278" w:lineRule="auto"/>
-        <w:ind w:left="360"/>
-        <w:jc w:val="both"/>
-        <w:rPr>
-          <w:rFonts w:ascii="Bahnschrift Light" w:hAnsi="Bahnschrift Light"/>
-          <w:strike/>
-          <w:sz w:val="28"/>
-          <w:szCs w:val="28"/>
-          <w:lang w:val="en-US"/>
+          <w:sz w:val="24"/>
+          <w:szCs w:val="24"/>
         </w:rPr>
       </w:pPr>
       <w:r>
@@ -722,277 +727,29 @@
     </w:p>
     <w:p>
       <w:pPr>
-        <w:spacing w:line="278" w:lineRule="auto"/>
-        <w:ind w:left="360"/>
-        <w:jc w:val="both"/>
-        <w:rPr>
-          <w:rFonts w:ascii="Bahnschrift Light" w:hAnsi="Bahnschrift Light"/>
-          <w:strike/>
-          <w:sz w:val="28"/>
-          <w:szCs w:val="28"/>
-        </w:rPr>
-      </w:pPr>
-      <w:r>
-        <w:rPr>
-          <w:rFonts w:ascii="Bahnschrift Light" w:hAnsi="Bahnschrift Light"/>
-          <w:strike/>
-          <w:sz w:val="28"/>
-          <w:szCs w:val="28"/>
-        </w:rPr>
-        <w:t>Ο χρήστης εκτελεί την εργασία.</w:t>
-      </w:r>
-    </w:p>
-    <w:p>
-      <w:pPr>
-        <w:spacing w:line="278" w:lineRule="auto"/>
-        <w:ind w:left="360"/>
-        <w:jc w:val="both"/>
-        <w:rPr>
-          <w:rFonts w:ascii="Bahnschrift Light" w:hAnsi="Bahnschrift Light"/>
-          <w:strike/>
-          <w:sz w:val="28"/>
-          <w:szCs w:val="28"/>
-        </w:rPr>
-      </w:pPr>
-      <w:r>
-        <w:rPr>
-          <w:rFonts w:ascii="Bahnschrift Light" w:hAnsi="Bahnschrift Light"/>
-          <w:strike/>
-          <w:sz w:val="28"/>
-          <w:szCs w:val="28"/>
-        </w:rPr>
-        <w:t>Ο χρήστης επιλέγει την επιλογή “</w:t>
-      </w:r>
-      <w:proofErr w:type="spellStart"/>
-      <w:r>
-        <w:rPr>
-          <w:rFonts w:ascii="Bahnschrift Light" w:hAnsi="Bahnschrift Light"/>
-          <w:strike/>
-          <w:sz w:val="28"/>
-          <w:szCs w:val="28"/>
-        </w:rPr>
-        <w:t>Complete</w:t>
-      </w:r>
-      <w:proofErr w:type="spellEnd"/>
-      <w:r>
-        <w:rPr>
-          <w:rFonts w:ascii="Bahnschrift Light" w:hAnsi="Bahnschrift Light"/>
-          <w:strike/>
-          <w:sz w:val="28"/>
-          <w:szCs w:val="28"/>
-        </w:rPr>
-        <w:t>” της εφαρμογής.</w:t>
-      </w:r>
-    </w:p>
-    <w:p>
-      <w:pPr>
-        <w:jc w:val="both"/>
-        <w:rPr>
-          <w:rFonts w:ascii="Bahnschrift Light" w:hAnsi="Bahnschrift Light"/>
-          <w:sz w:val="24"/>
-          <w:szCs w:val="24"/>
-          <w:highlight w:val="yellow"/>
-        </w:rPr>
-      </w:pPr>
-    </w:p>
-    <w:p>
-      <w:pPr>
-        <w:jc w:val="both"/>
-        <w:rPr>
-          <w:rFonts w:ascii="Bahnschrift Light" w:hAnsi="Bahnschrift Light"/>
-          <w:sz w:val="24"/>
-          <w:szCs w:val="24"/>
-          <w:highlight w:val="yellow"/>
-        </w:rPr>
-      </w:pPr>
-      <w:r>
-        <w:rPr>
-          <w:rFonts w:ascii="Bahnschrift Light" w:hAnsi="Bahnschrift Light"/>
-          <w:sz w:val="24"/>
-          <w:szCs w:val="24"/>
-          <w:highlight w:val="yellow"/>
-        </w:rPr>
-        <w:t xml:space="preserve">Λόγω </w:t>
-      </w:r>
-      <w:r>
-        <w:rPr>
-          <w:rFonts w:ascii="Bahnschrift Light" w:hAnsi="Bahnschrift Light"/>
-          <w:sz w:val="24"/>
-          <w:szCs w:val="24"/>
-          <w:highlight w:val="yellow"/>
-          <w:lang w:val="en-US"/>
-        </w:rPr>
-        <w:t>Robustness</w:t>
-      </w:r>
-      <w:r>
-        <w:rPr>
-          <w:rFonts w:ascii="Bahnschrift Light" w:hAnsi="Bahnschrift Light"/>
-          <w:sz w:val="24"/>
-          <w:szCs w:val="24"/>
-          <w:highlight w:val="yellow"/>
-        </w:rPr>
-        <w:t xml:space="preserve"> </w:t>
-      </w:r>
-      <w:r>
-        <w:rPr>
-          <w:rFonts w:ascii="Bahnschrift Light" w:hAnsi="Bahnschrift Light"/>
-          <w:sz w:val="24"/>
-          <w:szCs w:val="24"/>
-          <w:highlight w:val="yellow"/>
-          <w:lang w:val="en-US"/>
-        </w:rPr>
-        <w:t>Diagram</w:t>
-      </w:r>
-      <w:r>
-        <w:rPr>
-          <w:rFonts w:ascii="Bahnschrift Light" w:hAnsi="Bahnschrift Light"/>
-          <w:sz w:val="24"/>
-          <w:szCs w:val="24"/>
-          <w:highlight w:val="yellow"/>
-        </w:rPr>
-        <w:t xml:space="preserve"> </w:t>
-      </w:r>
-      <w:r>
-        <w:rPr>
-          <w:rFonts w:ascii="Bahnschrift Light" w:hAnsi="Bahnschrift Light"/>
-          <w:sz w:val="24"/>
-          <w:szCs w:val="24"/>
-          <w:highlight w:val="yellow"/>
-        </w:rPr>
-        <w:t>και ένωση 2 βημάτων(</w:t>
-      </w:r>
-      <w:r>
-        <w:rPr>
-          <w:rFonts w:ascii="Bahnschrift Light" w:hAnsi="Bahnschrift Light"/>
-          <w:sz w:val="24"/>
-          <w:szCs w:val="24"/>
-          <w:highlight w:val="yellow"/>
-        </w:rPr>
-        <w:t>7</w:t>
-      </w:r>
-      <w:r>
-        <w:rPr>
-          <w:rFonts w:ascii="Bahnschrift Light" w:hAnsi="Bahnschrift Light"/>
-          <w:sz w:val="24"/>
-          <w:szCs w:val="24"/>
-          <w:highlight w:val="yellow"/>
-        </w:rPr>
-        <w:t>,</w:t>
-      </w:r>
-      <w:r>
-        <w:rPr>
-          <w:rFonts w:ascii="Bahnschrift Light" w:hAnsi="Bahnschrift Light"/>
-          <w:sz w:val="24"/>
-          <w:szCs w:val="24"/>
-          <w:highlight w:val="yellow"/>
-        </w:rPr>
-        <w:t>8).</w:t>
-      </w:r>
-    </w:p>
-    <w:p>
-      <w:pPr>
         <w:pStyle w:val="a6"/>
         <w:numPr>
           <w:ilvl w:val="0"/>
           <w:numId w:val="40"/>
         </w:numPr>
-        <w:jc w:val="both"/>
-        <w:rPr>
-          <w:rFonts w:ascii="Bahnschrift Light" w:hAnsi="Bahnschrift Light"/>
-          <w:sz w:val="24"/>
-          <w:szCs w:val="24"/>
-        </w:rPr>
-      </w:pPr>
-      <w:r>
-        <w:rPr>
-          <w:rFonts w:ascii="Bahnschrift Light" w:hAnsi="Bahnschrift Light"/>
-          <w:sz w:val="24"/>
-          <w:szCs w:val="24"/>
-          <w:highlight w:val="yellow"/>
-        </w:rPr>
-        <w:t xml:space="preserve">Το σύστημα ενημερώνει την κατάστασή </w:t>
-      </w:r>
-      <w:r>
-        <w:rPr>
-          <w:rFonts w:ascii="Bahnschrift Light" w:hAnsi="Bahnschrift Light"/>
-          <w:sz w:val="24"/>
-          <w:szCs w:val="24"/>
-          <w:highlight w:val="yellow"/>
-        </w:rPr>
-        <w:t>της εργασίας</w:t>
-      </w:r>
-      <w:r>
-        <w:rPr>
-          <w:rFonts w:ascii="Bahnschrift Light" w:hAnsi="Bahnschrift Light"/>
-          <w:sz w:val="24"/>
-          <w:szCs w:val="24"/>
-          <w:highlight w:val="yellow"/>
-        </w:rPr>
-        <w:t>.</w:t>
-      </w:r>
-      <w:r>
-        <w:rPr>
-          <w:rFonts w:ascii="Bahnschrift Light" w:hAnsi="Bahnschrift Light"/>
-          <w:sz w:val="24"/>
-          <w:szCs w:val="24"/>
-        </w:rPr>
-        <w:t xml:space="preserve"> </w:t>
-      </w:r>
-    </w:p>
-    <w:p>
-      <w:pPr>
-        <w:jc w:val="both"/>
-        <w:rPr>
-          <w:rFonts w:ascii="Bahnschrift Light" w:hAnsi="Bahnschrift Light"/>
-          <w:sz w:val="24"/>
-          <w:szCs w:val="24"/>
-        </w:rPr>
-      </w:pPr>
-      <w:r>
-        <w:rPr>
-          <w:rFonts w:ascii="Bahnschrift Light" w:hAnsi="Bahnschrift Light"/>
-          <w:sz w:val="24"/>
-          <w:szCs w:val="24"/>
-          <w:highlight w:val="yellow"/>
-        </w:rPr>
-        <w:t xml:space="preserve">Λόγω </w:t>
-      </w:r>
-      <w:r>
-        <w:rPr>
-          <w:rFonts w:ascii="Bahnschrift Light" w:hAnsi="Bahnschrift Light"/>
-          <w:sz w:val="24"/>
-          <w:szCs w:val="24"/>
-          <w:highlight w:val="yellow"/>
-          <w:lang w:val="en-US"/>
-        </w:rPr>
-        <w:t>Robustness</w:t>
-      </w:r>
-      <w:r>
-        <w:rPr>
-          <w:rFonts w:ascii="Bahnschrift Light" w:hAnsi="Bahnschrift Light"/>
-          <w:sz w:val="24"/>
-          <w:szCs w:val="24"/>
-          <w:highlight w:val="yellow"/>
-        </w:rPr>
-        <w:t xml:space="preserve"> </w:t>
-      </w:r>
-      <w:r>
-        <w:rPr>
-          <w:rFonts w:ascii="Bahnschrift Light" w:hAnsi="Bahnschrift Light"/>
-          <w:sz w:val="24"/>
-          <w:szCs w:val="24"/>
-          <w:highlight w:val="yellow"/>
-          <w:lang w:val="en-US"/>
-        </w:rPr>
-        <w:t>Diagram</w:t>
-      </w:r>
-      <w:r>
-        <w:rPr>
-          <w:rFonts w:ascii="Bahnschrift Light" w:hAnsi="Bahnschrift Light"/>
-          <w:sz w:val="24"/>
-          <w:szCs w:val="24"/>
-        </w:rPr>
-        <w:t>.</w:t>
+        <w:spacing w:line="278" w:lineRule="auto"/>
+        <w:ind w:left="360"/>
+        <w:jc w:val="both"/>
+        <w:rPr>
+          <w:rFonts w:ascii="Bahnschrift Light" w:hAnsi="Bahnschrift Light"/>
+          <w:strike/>
+          <w:sz w:val="28"/>
+          <w:szCs w:val="28"/>
+        </w:rPr>
+      </w:pPr>
+      <w:r>
+        <w:rPr>
+          <w:rFonts w:ascii="Bahnschrift Light" w:hAnsi="Bahnschrift Light"/>
+          <w:strike/>
+          <w:sz w:val="28"/>
+          <w:szCs w:val="28"/>
+        </w:rPr>
+        <w:t>Ο χρήστης εκτελεί την εργασία.</w:t>
       </w:r>
     </w:p>
     <w:p>
@@ -1002,23 +759,74 @@
           <w:ilvl w:val="0"/>
           <w:numId w:val="40"/>
         </w:numPr>
-        <w:jc w:val="both"/>
-        <w:rPr>
-          <w:rFonts w:ascii="Bahnschrift Light" w:hAnsi="Bahnschrift Light"/>
-          <w:sz w:val="24"/>
-          <w:szCs w:val="24"/>
-          <w:highlight w:val="yellow"/>
-        </w:rPr>
-      </w:pPr>
-      <w:r>
-        <w:rPr>
-          <w:rFonts w:ascii="Bahnschrift Light" w:hAnsi="Bahnschrift Light"/>
-          <w:sz w:val="24"/>
-          <w:szCs w:val="24"/>
-          <w:highlight w:val="yellow"/>
-        </w:rPr>
-        <w:lastRenderedPageBreak/>
-        <w:t>Ο</w:t>
+        <w:spacing w:line="278" w:lineRule="auto"/>
+        <w:ind w:left="360"/>
+        <w:jc w:val="both"/>
+        <w:rPr>
+          <w:rFonts w:ascii="Bahnschrift Light" w:hAnsi="Bahnschrift Light"/>
+          <w:strike/>
+          <w:sz w:val="28"/>
+          <w:szCs w:val="28"/>
+        </w:rPr>
+      </w:pPr>
+      <w:r>
+        <w:rPr>
+          <w:rFonts w:ascii="Bahnschrift Light" w:hAnsi="Bahnschrift Light"/>
+          <w:strike/>
+          <w:sz w:val="28"/>
+          <w:szCs w:val="28"/>
+        </w:rPr>
+        <w:t>Ο χρήστης επιλέγει την επιλογή “</w:t>
+      </w:r>
+      <w:proofErr w:type="spellStart"/>
+      <w:r>
+        <w:rPr>
+          <w:rFonts w:ascii="Bahnschrift Light" w:hAnsi="Bahnschrift Light"/>
+          <w:strike/>
+          <w:sz w:val="28"/>
+          <w:szCs w:val="28"/>
+        </w:rPr>
+        <w:t>Complete</w:t>
+      </w:r>
+      <w:proofErr w:type="spellEnd"/>
+      <w:r>
+        <w:rPr>
+          <w:rFonts w:ascii="Bahnschrift Light" w:hAnsi="Bahnschrift Light"/>
+          <w:strike/>
+          <w:sz w:val="28"/>
+          <w:szCs w:val="28"/>
+        </w:rPr>
+        <w:t>” της εφαρμογής.</w:t>
+      </w:r>
+    </w:p>
+    <w:p>
+      <w:pPr>
+        <w:jc w:val="both"/>
+        <w:rPr>
+          <w:rFonts w:ascii="Bahnschrift Light" w:hAnsi="Bahnschrift Light"/>
+          <w:sz w:val="24"/>
+          <w:szCs w:val="24"/>
+          <w:highlight w:val="yellow"/>
+        </w:rPr>
+      </w:pPr>
+      <w:r>
+        <w:rPr>
+          <w:rFonts w:ascii="Bahnschrift Light" w:hAnsi="Bahnschrift Light"/>
+          <w:sz w:val="24"/>
+          <w:szCs w:val="24"/>
+          <w:highlight w:val="yellow"/>
+        </w:rPr>
+        <w:t xml:space="preserve">Λόγω </w:t>
+      </w:r>
+      <w:r>
+        <w:rPr>
+          <w:rFonts w:ascii="Bahnschrift Light" w:hAnsi="Bahnschrift Light"/>
+          <w:sz w:val="24"/>
+          <w:szCs w:val="24"/>
+          <w:highlight w:val="yellow"/>
+          <w:lang w:val="en-US"/>
+        </w:rPr>
+        <w:t>Robustness</w:t>
       </w:r>
       <w:r>
         <w:rPr>
@@ -1035,164 +843,9 @@
           <w:sz w:val="24"/>
           <w:szCs w:val="24"/>
           <w:highlight w:val="yellow"/>
-        </w:rPr>
-        <w:t>χρήστ</w:t>
-      </w:r>
-      <w:r>
-        <w:rPr>
-          <w:rFonts w:ascii="Bahnschrift Light" w:hAnsi="Bahnschrift Light"/>
-          <w:sz w:val="24"/>
-          <w:szCs w:val="24"/>
-          <w:highlight w:val="yellow"/>
-        </w:rPr>
-        <w:t>η</w:t>
-      </w:r>
-      <w:r>
-        <w:rPr>
-          <w:rFonts w:ascii="Bahnschrift Light" w:hAnsi="Bahnschrift Light"/>
-          <w:sz w:val="24"/>
-          <w:szCs w:val="24"/>
-          <w:highlight w:val="yellow"/>
-        </w:rPr>
-        <w:t>ς ψηφίζ</w:t>
-      </w:r>
-      <w:r>
-        <w:rPr>
-          <w:rFonts w:ascii="Bahnschrift Light" w:hAnsi="Bahnschrift Light"/>
-          <w:sz w:val="24"/>
-          <w:szCs w:val="24"/>
-          <w:highlight w:val="yellow"/>
-        </w:rPr>
-        <w:t>ει</w:t>
-      </w:r>
-      <w:r>
-        <w:rPr>
-          <w:rFonts w:ascii="Bahnschrift Light" w:hAnsi="Bahnschrift Light"/>
-          <w:sz w:val="24"/>
-          <w:szCs w:val="24"/>
-          <w:highlight w:val="yellow"/>
-        </w:rPr>
-        <w:t xml:space="preserve"> "</w:t>
-      </w:r>
-      <w:r>
-        <w:rPr>
-          <w:rFonts w:ascii="Segoe UI Symbol" w:hAnsi="Segoe UI Symbol" w:cs="Segoe UI Symbol"/>
-          <w:sz w:val="24"/>
-          <w:szCs w:val="24"/>
-          <w:highlight w:val="yellow"/>
-        </w:rPr>
-        <w:t>✓</w:t>
-      </w:r>
-      <w:r>
-        <w:rPr>
-          <w:rFonts w:ascii="Bahnschrift Light" w:hAnsi="Bahnschrift Light"/>
-          <w:sz w:val="24"/>
-          <w:szCs w:val="24"/>
-          <w:highlight w:val="yellow"/>
-        </w:rPr>
-        <w:t>" ή "</w:t>
-      </w:r>
-      <w:r>
-        <w:rPr>
-          <w:rFonts w:ascii="Segoe UI Symbol" w:hAnsi="Segoe UI Symbol" w:cs="Segoe UI Symbol"/>
-          <w:sz w:val="24"/>
-          <w:szCs w:val="24"/>
-          <w:highlight w:val="yellow"/>
-        </w:rPr>
-        <w:t>✕</w:t>
-      </w:r>
-      <w:r>
-        <w:rPr>
-          <w:rFonts w:ascii="Bahnschrift Light" w:hAnsi="Bahnschrift Light"/>
-          <w:sz w:val="24"/>
-          <w:szCs w:val="24"/>
-          <w:highlight w:val="yellow"/>
-        </w:rPr>
-        <w:t>" για να επιβεβαιώσ</w:t>
-      </w:r>
-      <w:r>
-        <w:rPr>
-          <w:rFonts w:ascii="Bahnschrift Light" w:hAnsi="Bahnschrift Light"/>
-          <w:sz w:val="24"/>
-          <w:szCs w:val="24"/>
-          <w:highlight w:val="yellow"/>
-        </w:rPr>
-        <w:t>ει</w:t>
-      </w:r>
-      <w:r>
-        <w:rPr>
-          <w:rFonts w:ascii="Bahnschrift Light" w:hAnsi="Bahnschrift Light"/>
-          <w:sz w:val="24"/>
-          <w:szCs w:val="24"/>
-          <w:highlight w:val="yellow"/>
-        </w:rPr>
-        <w:t xml:space="preserve"> ή να απορρίψ</w:t>
-      </w:r>
-      <w:r>
-        <w:rPr>
-          <w:rFonts w:ascii="Bahnschrift Light" w:hAnsi="Bahnschrift Light"/>
-          <w:sz w:val="24"/>
-          <w:szCs w:val="24"/>
-          <w:highlight w:val="yellow"/>
-        </w:rPr>
-        <w:t>ει</w:t>
-      </w:r>
-      <w:r>
-        <w:rPr>
-          <w:rFonts w:ascii="Bahnschrift Light" w:hAnsi="Bahnschrift Light"/>
-          <w:sz w:val="24"/>
-          <w:szCs w:val="24"/>
-          <w:highlight w:val="yellow"/>
-        </w:rPr>
-        <w:t xml:space="preserve"> την ολοκλήρωση</w:t>
-      </w:r>
-      <w:r>
-        <w:rPr>
-          <w:rFonts w:ascii="Bahnschrift Light" w:hAnsi="Bahnschrift Light"/>
-          <w:sz w:val="24"/>
-          <w:szCs w:val="24"/>
-          <w:highlight w:val="yellow"/>
-        </w:rPr>
-        <w:t xml:space="preserve"> στην Οθόνη Ψηφοφορίας</w:t>
-      </w:r>
-      <w:r>
-        <w:rPr>
-          <w:rFonts w:ascii="Bahnschrift Light" w:hAnsi="Bahnschrift Light"/>
-          <w:sz w:val="24"/>
-          <w:szCs w:val="24"/>
-          <w:highlight w:val="yellow"/>
-        </w:rPr>
-        <w:t xml:space="preserve">. </w:t>
-      </w:r>
-    </w:p>
-    <w:p>
-      <w:pPr>
-        <w:jc w:val="both"/>
-        <w:rPr>
-          <w:rFonts w:ascii="Bahnschrift Light" w:hAnsi="Bahnschrift Light"/>
-          <w:sz w:val="24"/>
-          <w:szCs w:val="24"/>
-          <w:highlight w:val="yellow"/>
-        </w:rPr>
-      </w:pPr>
-      <w:r>
-        <w:rPr>
-          <w:rFonts w:ascii="Bahnschrift Light" w:hAnsi="Bahnschrift Light"/>
-          <w:sz w:val="24"/>
-          <w:szCs w:val="24"/>
-          <w:highlight w:val="yellow"/>
-        </w:rPr>
-        <w:t xml:space="preserve">Λόγω </w:t>
-      </w:r>
-      <w:r>
-        <w:rPr>
-          <w:rFonts w:ascii="Bahnschrift Light" w:hAnsi="Bahnschrift Light"/>
-          <w:sz w:val="24"/>
-          <w:szCs w:val="24"/>
-          <w:highlight w:val="yellow"/>
           <w:lang w:val="en-US"/>
         </w:rPr>
-        <w:t>Robustness</w:t>
+        <w:t>Diagram</w:t>
       </w:r>
       <w:r>
         <w:rPr>
@@ -1209,27 +862,8 @@
           <w:sz w:val="24"/>
           <w:szCs w:val="24"/>
           <w:highlight w:val="yellow"/>
-          <w:lang w:val="en-US"/>
-        </w:rPr>
-        <w:t>Diagram</w:t>
-      </w:r>
-      <w:r>
-        <w:rPr>
-          <w:rFonts w:ascii="Bahnschrift Light" w:hAnsi="Bahnschrift Light"/>
-          <w:sz w:val="24"/>
-          <w:szCs w:val="24"/>
-          <w:highlight w:val="yellow"/>
-        </w:rPr>
-        <w:t xml:space="preserve"> </w:t>
-      </w:r>
-      <w:r>
-        <w:rPr>
-          <w:rFonts w:ascii="Bahnschrift Light" w:hAnsi="Bahnschrift Light"/>
-          <w:sz w:val="24"/>
-          <w:szCs w:val="24"/>
-          <w:highlight w:val="yellow"/>
-        </w:rPr>
-        <w:t>και Αλλαγή Διατύπωσης.</w:t>
+        </w:rPr>
+        <w:t>και ένωση 2 βημάτων(7,8).</w:t>
       </w:r>
     </w:p>
     <w:p>
@@ -1237,7 +871,7 @@
         <w:pStyle w:val="a6"/>
         <w:numPr>
           <w:ilvl w:val="0"/>
-          <w:numId w:val="40"/>
+          <w:numId w:val="52"/>
         </w:numPr>
         <w:jc w:val="both"/>
         <w:rPr>
@@ -1254,101 +888,81 @@
           <w:szCs w:val="24"/>
           <w:highlight w:val="yellow"/>
         </w:rPr>
-        <w:t>Το σύστημα ελέγχει αν συμφωνεί η πλειοψηφία</w:t>
-      </w:r>
-      <w:r>
-        <w:rPr>
-          <w:rFonts w:ascii="Bahnschrift Light" w:hAnsi="Bahnschrift Light"/>
-          <w:sz w:val="24"/>
-          <w:szCs w:val="24"/>
-          <w:highlight w:val="yellow"/>
-        </w:rPr>
-        <w:t xml:space="preserve"> και διαπιστώνει πως ναι</w:t>
-      </w:r>
-      <w:r>
-        <w:rPr>
-          <w:rFonts w:ascii="Bahnschrift Light" w:hAnsi="Bahnschrift Light"/>
-          <w:sz w:val="24"/>
-          <w:szCs w:val="24"/>
-          <w:highlight w:val="yellow"/>
+        <w:t xml:space="preserve">Το σύστημα ενημερώνει την κατάστασή </w:t>
+      </w:r>
+      <w:r>
+        <w:rPr>
+          <w:rFonts w:ascii="Bahnschrift Light" w:hAnsi="Bahnschrift Light"/>
+          <w:sz w:val="24"/>
+          <w:szCs w:val="24"/>
+          <w:highlight w:val="yellow"/>
+        </w:rPr>
+        <w:t>της εργασίας</w:t>
+      </w:r>
+      <w:r>
+        <w:rPr>
+          <w:rFonts w:ascii="Bahnschrift Light" w:hAnsi="Bahnschrift Light"/>
+          <w:sz w:val="24"/>
+          <w:szCs w:val="24"/>
+          <w:highlight w:val="yellow"/>
+        </w:rPr>
+        <w:t xml:space="preserve">. </w:t>
+      </w:r>
+    </w:p>
+    <w:p>
+      <w:pPr>
+        <w:jc w:val="both"/>
+        <w:rPr>
+          <w:rFonts w:ascii="Bahnschrift Light" w:hAnsi="Bahnschrift Light"/>
+          <w:sz w:val="24"/>
+          <w:szCs w:val="24"/>
+        </w:rPr>
+      </w:pPr>
+      <w:r>
+        <w:rPr>
+          <w:rFonts w:ascii="Bahnschrift Light" w:hAnsi="Bahnschrift Light"/>
+          <w:sz w:val="24"/>
+          <w:szCs w:val="24"/>
+          <w:highlight w:val="yellow"/>
+        </w:rPr>
+        <w:t xml:space="preserve">Λόγω </w:t>
+      </w:r>
+      <w:r>
+        <w:rPr>
+          <w:rFonts w:ascii="Bahnschrift Light" w:hAnsi="Bahnschrift Light"/>
+          <w:sz w:val="24"/>
+          <w:szCs w:val="24"/>
+          <w:highlight w:val="yellow"/>
+          <w:lang w:val="en-US"/>
+        </w:rPr>
+        <w:t>Robustness</w:t>
+      </w:r>
+      <w:r>
+        <w:rPr>
+          <w:rFonts w:ascii="Bahnschrift Light" w:hAnsi="Bahnschrift Light"/>
+          <w:sz w:val="24"/>
+          <w:szCs w:val="24"/>
+          <w:highlight w:val="yellow"/>
+        </w:rPr>
+        <w:t xml:space="preserve"> </w:t>
+      </w:r>
+      <w:r>
+        <w:rPr>
+          <w:rFonts w:ascii="Bahnschrift Light" w:hAnsi="Bahnschrift Light"/>
+          <w:sz w:val="24"/>
+          <w:szCs w:val="24"/>
+          <w:highlight w:val="yellow"/>
+          <w:lang w:val="en-US"/>
+        </w:rPr>
+        <w:t>Diagram</w:t>
+      </w:r>
+      <w:r>
+        <w:rPr>
+          <w:rFonts w:ascii="Bahnschrift Light" w:hAnsi="Bahnschrift Light"/>
+          <w:sz w:val="24"/>
+          <w:szCs w:val="24"/>
         </w:rPr>
         <w:t>.</w:t>
-      </w:r>
-    </w:p>
-    <w:p>
-      <w:pPr>
-        <w:jc w:val="both"/>
-        <w:rPr>
-          <w:rFonts w:ascii="Bahnschrift Light" w:hAnsi="Bahnschrift Light"/>
-          <w:sz w:val="24"/>
-          <w:szCs w:val="24"/>
-          <w:highlight w:val="yellow"/>
-        </w:rPr>
-      </w:pPr>
-      <w:r>
-        <w:rPr>
-          <w:rFonts w:ascii="Bahnschrift Light" w:hAnsi="Bahnschrift Light"/>
-          <w:sz w:val="24"/>
-          <w:szCs w:val="24"/>
-          <w:highlight w:val="yellow"/>
-        </w:rPr>
-        <w:t xml:space="preserve">Λόγω </w:t>
-      </w:r>
-      <w:r>
-        <w:rPr>
-          <w:rFonts w:ascii="Bahnschrift Light" w:hAnsi="Bahnschrift Light"/>
-          <w:sz w:val="24"/>
-          <w:szCs w:val="24"/>
-          <w:highlight w:val="yellow"/>
-          <w:lang w:val="en-US"/>
-        </w:rPr>
-        <w:t>Robustness</w:t>
-      </w:r>
-      <w:r>
-        <w:rPr>
-          <w:rFonts w:ascii="Bahnschrift Light" w:hAnsi="Bahnschrift Light"/>
-          <w:sz w:val="24"/>
-          <w:szCs w:val="24"/>
-          <w:highlight w:val="yellow"/>
-        </w:rPr>
-        <w:t xml:space="preserve"> </w:t>
-      </w:r>
-      <w:r>
-        <w:rPr>
-          <w:rFonts w:ascii="Bahnschrift Light" w:hAnsi="Bahnschrift Light"/>
-          <w:sz w:val="24"/>
-          <w:szCs w:val="24"/>
-          <w:highlight w:val="yellow"/>
-          <w:lang w:val="en-US"/>
-        </w:rPr>
-        <w:t>Diagram</w:t>
-      </w:r>
-      <w:r>
-        <w:rPr>
-          <w:rFonts w:ascii="Bahnschrift Light" w:hAnsi="Bahnschrift Light"/>
-          <w:sz w:val="24"/>
-          <w:szCs w:val="24"/>
-          <w:highlight w:val="yellow"/>
-        </w:rPr>
-        <w:t xml:space="preserve">, </w:t>
-      </w:r>
-      <w:r>
-        <w:rPr>
-          <w:rFonts w:ascii="Bahnschrift Light" w:hAnsi="Bahnschrift Light"/>
-          <w:sz w:val="24"/>
-          <w:szCs w:val="24"/>
-          <w:highlight w:val="yellow"/>
-        </w:rPr>
-        <w:t>Αλλαγή Διατύπωσης</w:t>
-      </w:r>
-      <w:r>
-        <w:rPr>
-          <w:rFonts w:ascii="Bahnschrift Light" w:hAnsi="Bahnschrift Light"/>
-          <w:sz w:val="24"/>
-          <w:szCs w:val="24"/>
-          <w:highlight w:val="yellow"/>
-        </w:rPr>
-        <w:t xml:space="preserve"> και διάσπασης 2 βημάτων(10,11).</w:t>
       </w:r>
     </w:p>
     <w:p>
@@ -1356,7 +970,345 @@
         <w:pStyle w:val="a6"/>
         <w:numPr>
           <w:ilvl w:val="0"/>
-          <w:numId w:val="40"/>
+          <w:numId w:val="52"/>
+        </w:numPr>
+        <w:jc w:val="both"/>
+        <w:rPr>
+          <w:rFonts w:ascii="Bahnschrift Light" w:hAnsi="Bahnschrift Light"/>
+          <w:sz w:val="24"/>
+          <w:szCs w:val="24"/>
+          <w:highlight w:val="yellow"/>
+        </w:rPr>
+      </w:pPr>
+      <w:r>
+        <w:rPr>
+          <w:rFonts w:ascii="Bahnschrift Light" w:hAnsi="Bahnschrift Light"/>
+          <w:sz w:val="24"/>
+          <w:szCs w:val="24"/>
+          <w:highlight w:val="yellow"/>
+        </w:rPr>
+        <w:t>Ο</w:t>
+      </w:r>
+      <w:r>
+        <w:rPr>
+          <w:rFonts w:ascii="Bahnschrift Light" w:hAnsi="Bahnschrift Light"/>
+          <w:sz w:val="24"/>
+          <w:szCs w:val="24"/>
+          <w:highlight w:val="yellow"/>
+        </w:rPr>
+        <w:t xml:space="preserve"> </w:t>
+      </w:r>
+      <w:r>
+        <w:rPr>
+          <w:rFonts w:ascii="Bahnschrift Light" w:hAnsi="Bahnschrift Light"/>
+          <w:sz w:val="24"/>
+          <w:szCs w:val="24"/>
+          <w:highlight w:val="yellow"/>
+        </w:rPr>
+        <w:t>χρήστ</w:t>
+      </w:r>
+      <w:r>
+        <w:rPr>
+          <w:rFonts w:ascii="Bahnschrift Light" w:hAnsi="Bahnschrift Light"/>
+          <w:sz w:val="24"/>
+          <w:szCs w:val="24"/>
+          <w:highlight w:val="yellow"/>
+        </w:rPr>
+        <w:t>η</w:t>
+      </w:r>
+      <w:r>
+        <w:rPr>
+          <w:rFonts w:ascii="Bahnschrift Light" w:hAnsi="Bahnschrift Light"/>
+          <w:sz w:val="24"/>
+          <w:szCs w:val="24"/>
+          <w:highlight w:val="yellow"/>
+        </w:rPr>
+        <w:t>ς ψηφίζ</w:t>
+      </w:r>
+      <w:r>
+        <w:rPr>
+          <w:rFonts w:ascii="Bahnschrift Light" w:hAnsi="Bahnschrift Light"/>
+          <w:sz w:val="24"/>
+          <w:szCs w:val="24"/>
+          <w:highlight w:val="yellow"/>
+        </w:rPr>
+        <w:t>ει</w:t>
+      </w:r>
+      <w:r>
+        <w:rPr>
+          <w:rFonts w:ascii="Bahnschrift Light" w:hAnsi="Bahnschrift Light"/>
+          <w:sz w:val="24"/>
+          <w:szCs w:val="24"/>
+          <w:highlight w:val="yellow"/>
+        </w:rPr>
+        <w:t xml:space="preserve"> "</w:t>
+      </w:r>
+      <w:r>
+        <w:rPr>
+          <w:rFonts w:ascii="Segoe UI Symbol" w:hAnsi="Segoe UI Symbol" w:cs="Segoe UI Symbol"/>
+          <w:sz w:val="24"/>
+          <w:szCs w:val="24"/>
+          <w:highlight w:val="yellow"/>
+        </w:rPr>
+        <w:t>✓</w:t>
+      </w:r>
+      <w:r>
+        <w:rPr>
+          <w:rFonts w:ascii="Bahnschrift Light" w:hAnsi="Bahnschrift Light"/>
+          <w:sz w:val="24"/>
+          <w:szCs w:val="24"/>
+          <w:highlight w:val="yellow"/>
+        </w:rPr>
+        <w:t>" ή "</w:t>
+      </w:r>
+      <w:r>
+        <w:rPr>
+          <w:rFonts w:ascii="Segoe UI Symbol" w:hAnsi="Segoe UI Symbol" w:cs="Segoe UI Symbol"/>
+          <w:sz w:val="24"/>
+          <w:szCs w:val="24"/>
+          <w:highlight w:val="yellow"/>
+        </w:rPr>
+        <w:t>✕</w:t>
+      </w:r>
+      <w:r>
+        <w:rPr>
+          <w:rFonts w:ascii="Bahnschrift Light" w:hAnsi="Bahnschrift Light"/>
+          <w:sz w:val="24"/>
+          <w:szCs w:val="24"/>
+          <w:highlight w:val="yellow"/>
+        </w:rPr>
+        <w:t>" για να επιβεβαιώσ</w:t>
+      </w:r>
+      <w:r>
+        <w:rPr>
+          <w:rFonts w:ascii="Bahnschrift Light" w:hAnsi="Bahnschrift Light"/>
+          <w:sz w:val="24"/>
+          <w:szCs w:val="24"/>
+          <w:highlight w:val="yellow"/>
+        </w:rPr>
+        <w:t>ει</w:t>
+      </w:r>
+      <w:r>
+        <w:rPr>
+          <w:rFonts w:ascii="Bahnschrift Light" w:hAnsi="Bahnschrift Light"/>
+          <w:sz w:val="24"/>
+          <w:szCs w:val="24"/>
+          <w:highlight w:val="yellow"/>
+        </w:rPr>
+        <w:t xml:space="preserve"> ή να απορρίψ</w:t>
+      </w:r>
+      <w:r>
+        <w:rPr>
+          <w:rFonts w:ascii="Bahnschrift Light" w:hAnsi="Bahnschrift Light"/>
+          <w:sz w:val="24"/>
+          <w:szCs w:val="24"/>
+          <w:highlight w:val="yellow"/>
+        </w:rPr>
+        <w:t>ει</w:t>
+      </w:r>
+      <w:r>
+        <w:rPr>
+          <w:rFonts w:ascii="Bahnschrift Light" w:hAnsi="Bahnschrift Light"/>
+          <w:sz w:val="24"/>
+          <w:szCs w:val="24"/>
+          <w:highlight w:val="yellow"/>
+        </w:rPr>
+        <w:t xml:space="preserve"> την ολοκλήρωση</w:t>
+      </w:r>
+      <w:r>
+        <w:rPr>
+          <w:rFonts w:ascii="Bahnschrift Light" w:hAnsi="Bahnschrift Light"/>
+          <w:sz w:val="24"/>
+          <w:szCs w:val="24"/>
+          <w:highlight w:val="yellow"/>
+        </w:rPr>
+        <w:t xml:space="preserve"> στην Οθόνη Ψηφοφορίας</w:t>
+      </w:r>
+      <w:r>
+        <w:rPr>
+          <w:rFonts w:ascii="Bahnschrift Light" w:hAnsi="Bahnschrift Light"/>
+          <w:sz w:val="24"/>
+          <w:szCs w:val="24"/>
+          <w:highlight w:val="yellow"/>
+        </w:rPr>
+        <w:t xml:space="preserve">. </w:t>
+      </w:r>
+    </w:p>
+    <w:p>
+      <w:pPr>
+        <w:jc w:val="both"/>
+        <w:rPr>
+          <w:rFonts w:ascii="Bahnschrift Light" w:hAnsi="Bahnschrift Light"/>
+          <w:sz w:val="24"/>
+          <w:szCs w:val="24"/>
+          <w:highlight w:val="yellow"/>
+        </w:rPr>
+      </w:pPr>
+      <w:r>
+        <w:rPr>
+          <w:rFonts w:ascii="Bahnschrift Light" w:hAnsi="Bahnschrift Light"/>
+          <w:sz w:val="24"/>
+          <w:szCs w:val="24"/>
+          <w:highlight w:val="yellow"/>
+        </w:rPr>
+        <w:t xml:space="preserve">Λόγω </w:t>
+      </w:r>
+      <w:r>
+        <w:rPr>
+          <w:rFonts w:ascii="Bahnschrift Light" w:hAnsi="Bahnschrift Light"/>
+          <w:sz w:val="24"/>
+          <w:szCs w:val="24"/>
+          <w:highlight w:val="yellow"/>
+          <w:lang w:val="en-US"/>
+        </w:rPr>
+        <w:t>Robustness</w:t>
+      </w:r>
+      <w:r>
+        <w:rPr>
+          <w:rFonts w:ascii="Bahnschrift Light" w:hAnsi="Bahnschrift Light"/>
+          <w:sz w:val="24"/>
+          <w:szCs w:val="24"/>
+          <w:highlight w:val="yellow"/>
+        </w:rPr>
+        <w:t xml:space="preserve"> </w:t>
+      </w:r>
+      <w:r>
+        <w:rPr>
+          <w:rFonts w:ascii="Bahnschrift Light" w:hAnsi="Bahnschrift Light"/>
+          <w:sz w:val="24"/>
+          <w:szCs w:val="24"/>
+          <w:highlight w:val="yellow"/>
+          <w:lang w:val="en-US"/>
+        </w:rPr>
+        <w:t>Diagram</w:t>
+      </w:r>
+      <w:r>
+        <w:rPr>
+          <w:rFonts w:ascii="Bahnschrift Light" w:hAnsi="Bahnschrift Light"/>
+          <w:sz w:val="24"/>
+          <w:szCs w:val="24"/>
+          <w:highlight w:val="yellow"/>
+        </w:rPr>
+        <w:t xml:space="preserve"> </w:t>
+      </w:r>
+      <w:r>
+        <w:rPr>
+          <w:rFonts w:ascii="Bahnschrift Light" w:hAnsi="Bahnschrift Light"/>
+          <w:sz w:val="24"/>
+          <w:szCs w:val="24"/>
+          <w:highlight w:val="yellow"/>
+        </w:rPr>
+        <w:t>και Αλλαγή Διατύπωσης.</w:t>
+      </w:r>
+    </w:p>
+    <w:p>
+      <w:pPr>
+        <w:pStyle w:val="a6"/>
+        <w:numPr>
+          <w:ilvl w:val="0"/>
+          <w:numId w:val="52"/>
+        </w:numPr>
+        <w:jc w:val="both"/>
+        <w:rPr>
+          <w:rFonts w:ascii="Bahnschrift Light" w:hAnsi="Bahnschrift Light"/>
+          <w:sz w:val="24"/>
+          <w:szCs w:val="24"/>
+          <w:highlight w:val="yellow"/>
+        </w:rPr>
+      </w:pPr>
+      <w:r>
+        <w:rPr>
+          <w:rFonts w:ascii="Bahnschrift Light" w:hAnsi="Bahnschrift Light"/>
+          <w:sz w:val="24"/>
+          <w:szCs w:val="24"/>
+          <w:highlight w:val="yellow"/>
+        </w:rPr>
+        <w:lastRenderedPageBreak/>
+        <w:t>Το σύστημα ελέγχει αν συμφωνεί η πλειοψηφία</w:t>
+      </w:r>
+      <w:r>
+        <w:rPr>
+          <w:rFonts w:ascii="Bahnschrift Light" w:hAnsi="Bahnschrift Light"/>
+          <w:sz w:val="24"/>
+          <w:szCs w:val="24"/>
+          <w:highlight w:val="yellow"/>
+        </w:rPr>
+        <w:t xml:space="preserve"> και διαπιστώνει πως ναι</w:t>
+      </w:r>
+      <w:r>
+        <w:rPr>
+          <w:rFonts w:ascii="Bahnschrift Light" w:hAnsi="Bahnschrift Light"/>
+          <w:sz w:val="24"/>
+          <w:szCs w:val="24"/>
+          <w:highlight w:val="yellow"/>
+        </w:rPr>
+        <w:t>.</w:t>
+      </w:r>
+    </w:p>
+    <w:p>
+      <w:pPr>
+        <w:jc w:val="both"/>
+        <w:rPr>
+          <w:rFonts w:ascii="Bahnschrift Light" w:hAnsi="Bahnschrift Light"/>
+          <w:sz w:val="24"/>
+          <w:szCs w:val="24"/>
+          <w:highlight w:val="yellow"/>
+        </w:rPr>
+      </w:pPr>
+      <w:r>
+        <w:rPr>
+          <w:rFonts w:ascii="Bahnschrift Light" w:hAnsi="Bahnschrift Light"/>
+          <w:sz w:val="24"/>
+          <w:szCs w:val="24"/>
+          <w:highlight w:val="yellow"/>
+        </w:rPr>
+        <w:t xml:space="preserve">Λόγω </w:t>
+      </w:r>
+      <w:r>
+        <w:rPr>
+          <w:rFonts w:ascii="Bahnschrift Light" w:hAnsi="Bahnschrift Light"/>
+          <w:sz w:val="24"/>
+          <w:szCs w:val="24"/>
+          <w:highlight w:val="yellow"/>
+          <w:lang w:val="en-US"/>
+        </w:rPr>
+        <w:t>Robustness</w:t>
+      </w:r>
+      <w:r>
+        <w:rPr>
+          <w:rFonts w:ascii="Bahnschrift Light" w:hAnsi="Bahnschrift Light"/>
+          <w:sz w:val="24"/>
+          <w:szCs w:val="24"/>
+          <w:highlight w:val="yellow"/>
+        </w:rPr>
+        <w:t xml:space="preserve"> </w:t>
+      </w:r>
+      <w:r>
+        <w:rPr>
+          <w:rFonts w:ascii="Bahnschrift Light" w:hAnsi="Bahnschrift Light"/>
+          <w:sz w:val="24"/>
+          <w:szCs w:val="24"/>
+          <w:highlight w:val="yellow"/>
+          <w:lang w:val="en-US"/>
+        </w:rPr>
+        <w:t>Diagram</w:t>
+      </w:r>
+      <w:r>
+        <w:rPr>
+          <w:rFonts w:ascii="Bahnschrift Light" w:hAnsi="Bahnschrift Light"/>
+          <w:sz w:val="24"/>
+          <w:szCs w:val="24"/>
+          <w:highlight w:val="yellow"/>
+        </w:rPr>
+        <w:t>, Αλλαγή Διατύπωσης και διάσπασης 2 βημάτων(10,11).</w:t>
+      </w:r>
+    </w:p>
+    <w:p>
+      <w:pPr>
+        <w:pStyle w:val="a6"/>
+        <w:numPr>
+          <w:ilvl w:val="0"/>
+          <w:numId w:val="52"/>
         </w:numPr>
         <w:jc w:val="both"/>
         <w:rPr>
@@ -2253,7 +2205,6 @@
           <w:szCs w:val="24"/>
           <w:highlight w:val="yellow"/>
         </w:rPr>
-        <w:lastRenderedPageBreak/>
         <w:t xml:space="preserve">Ο χρήστης </w:t>
       </w:r>
       <w:r>
@@ -2345,6 +2296,7 @@
           <w:sz w:val="24"/>
           <w:szCs w:val="24"/>
         </w:rPr>
+        <w:lastRenderedPageBreak/>
         <w:t xml:space="preserve">Η περίπτωση χρήσης </w:t>
       </w:r>
       <w:r>
@@ -2872,16 +2824,7 @@
           <w:szCs w:val="24"/>
           <w:highlight w:val="yellow"/>
         </w:rPr>
-        <w:t>Διατύπωση</w:t>
-      </w:r>
-      <w:r>
-        <w:rPr>
-          <w:rFonts w:ascii="Bahnschrift Light" w:hAnsi="Bahnschrift Light"/>
-          <w:sz w:val="24"/>
-          <w:szCs w:val="24"/>
-          <w:highlight w:val="yellow"/>
-        </w:rPr>
-        <w:t>ς.</w:t>
+        <w:t>Διατύπωσης.</w:t>
       </w:r>
     </w:p>
     <w:p>
@@ -3097,7 +3040,6 @@
           <w:strike/>
           <w:sz w:val="28"/>
           <w:szCs w:val="28"/>
-          <w:highlight w:val="yellow"/>
           <w:u w:val="single"/>
         </w:rPr>
       </w:pPr>
@@ -3107,7 +3049,6 @@
           <w:strike/>
           <w:sz w:val="28"/>
           <w:szCs w:val="28"/>
-          <w:highlight w:val="yellow"/>
           <w:u w:val="single"/>
         </w:rPr>
         <w:t>Εναλλακτική Ροή 3:</w:t>
@@ -3127,7 +3068,6 @@
           <w:strike/>
           <w:sz w:val="28"/>
           <w:szCs w:val="28"/>
-          <w:highlight w:val="yellow"/>
         </w:rPr>
       </w:pPr>
       <w:r>
@@ -3136,7 +3076,6 @@
           <w:strike/>
           <w:sz w:val="28"/>
           <w:szCs w:val="28"/>
-          <w:highlight w:val="yellow"/>
         </w:rPr>
         <w:t xml:space="preserve">Το σύστημα διακρίνει ότι ένας χρήστης έχει χρησιμοποιήσει μια </w:t>
       </w:r>
@@ -3146,7 +3085,6 @@
           <w:strike/>
           <w:sz w:val="28"/>
           <w:szCs w:val="28"/>
-          <w:highlight w:val="yellow"/>
         </w:rPr>
         <w:tab/>
         <w:t>επιβράβευση που τον απαλλάσσει από μια εργασία.</w:t>
@@ -3166,7 +3104,6 @@
           <w:strike/>
           <w:sz w:val="28"/>
           <w:szCs w:val="28"/>
-          <w:highlight w:val="yellow"/>
         </w:rPr>
       </w:pPr>
       <w:r>
@@ -3175,7 +3112,6 @@
           <w:strike/>
           <w:sz w:val="28"/>
           <w:szCs w:val="28"/>
-          <w:highlight w:val="yellow"/>
         </w:rPr>
         <w:t>Η περίπτωση συνεχίζεται από το βήμα 4 της βασικής ροής.</w:t>
       </w:r>
@@ -3235,7 +3171,25 @@
           <w:szCs w:val="24"/>
           <w:highlight w:val="yellow"/>
         </w:rPr>
-        <w:t xml:space="preserve"> αφαίρεση Εναλλακτικής ροής.</w:t>
+        <w:t xml:space="preserve"> αφαίρεση Εναλλακτικής ροής</w:t>
+      </w:r>
+      <w:r>
+        <w:rPr>
+          <w:rFonts w:ascii="Bahnschrift Light" w:hAnsi="Bahnschrift Light"/>
+          <w:sz w:val="24"/>
+          <w:szCs w:val="24"/>
+          <w:highlight w:val="yellow"/>
+        </w:rPr>
+        <w:t xml:space="preserve"> 3</w:t>
+      </w:r>
+      <w:r>
+        <w:rPr>
+          <w:rFonts w:ascii="Bahnschrift Light" w:hAnsi="Bahnschrift Light"/>
+          <w:sz w:val="24"/>
+          <w:szCs w:val="24"/>
+          <w:highlight w:val="yellow"/>
+        </w:rPr>
+        <w:t>.</w:t>
       </w:r>
     </w:p>
     <w:p>
@@ -3557,7 +3511,6 @@
           <w:sz w:val="24"/>
           <w:szCs w:val="24"/>
         </w:rPr>
-        <w:lastRenderedPageBreak/>
         <w:t xml:space="preserve">Η περίπτωση χρήσης τερματίζεται προσωρινά μέχρι την </w:t>
       </w:r>
       <w:r>
@@ -3632,16 +3585,7 @@
           <w:szCs w:val="24"/>
           <w:highlight w:val="yellow"/>
         </w:rPr>
-        <w:t>Αλλαγής Διατύπωσης</w:t>
-      </w:r>
-      <w:r>
-        <w:rPr>
-          <w:rFonts w:ascii="Bahnschrift Light" w:hAnsi="Bahnschrift Light"/>
-          <w:sz w:val="24"/>
-          <w:szCs w:val="24"/>
-          <w:highlight w:val="yellow"/>
-        </w:rPr>
-        <w:t>.</w:t>
+        <w:t>Αλλαγής Διατύπωσης.</w:t>
       </w:r>
     </w:p>
     <w:p>
@@ -3664,7 +3608,6 @@
           <w:strike/>
           <w:sz w:val="28"/>
           <w:szCs w:val="28"/>
-          <w:highlight w:val="yellow"/>
           <w:u w:val="single"/>
         </w:rPr>
       </w:pPr>
@@ -3674,9 +3617,9 @@
           <w:strike/>
           <w:sz w:val="28"/>
           <w:szCs w:val="28"/>
-          <w:highlight w:val="yellow"/>
           <w:u w:val="single"/>
         </w:rPr>
+        <w:lastRenderedPageBreak/>
         <w:t xml:space="preserve">Εναλλακτική Ροή 5: </w:t>
       </w:r>
     </w:p>
@@ -3694,7 +3637,6 @@
           <w:strike/>
           <w:sz w:val="28"/>
           <w:szCs w:val="28"/>
-          <w:highlight w:val="yellow"/>
         </w:rPr>
       </w:pPr>
       <w:r>
@@ -3703,7 +3645,6 @@
           <w:strike/>
           <w:sz w:val="28"/>
           <w:szCs w:val="28"/>
-          <w:highlight w:val="yellow"/>
         </w:rPr>
         <w:t xml:space="preserve">Το σύστημα λαμβάνει ειδοποίηση ότι ο λογαριασμός του </w:t>
       </w:r>
@@ -3713,7 +3654,6 @@
           <w:strike/>
           <w:sz w:val="28"/>
           <w:szCs w:val="28"/>
-          <w:highlight w:val="yellow"/>
         </w:rPr>
         <w:tab/>
         <w:t xml:space="preserve">υπεύθυνου </w:t>
@@ -3724,7 +3664,6 @@
           <w:strike/>
           <w:sz w:val="28"/>
           <w:szCs w:val="28"/>
-          <w:highlight w:val="yellow"/>
         </w:rPr>
         <w:tab/>
         <w:t>χρήστη αφαιρέθηκε από την οικία.</w:t>
@@ -3744,7 +3683,6 @@
           <w:strike/>
           <w:sz w:val="28"/>
           <w:szCs w:val="28"/>
-          <w:highlight w:val="yellow"/>
         </w:rPr>
       </w:pPr>
       <w:r>
@@ -3753,7 +3691,6 @@
           <w:strike/>
           <w:sz w:val="28"/>
           <w:szCs w:val="28"/>
-          <w:highlight w:val="yellow"/>
         </w:rPr>
         <w:t xml:space="preserve">Το σύστημα εντοπίζει όλες τις εκκρεμείς εργασίες που είχαν </w:t>
       </w:r>
@@ -3763,7 +3700,6 @@
           <w:strike/>
           <w:sz w:val="28"/>
           <w:szCs w:val="28"/>
-          <w:highlight w:val="yellow"/>
         </w:rPr>
         <w:tab/>
         <w:t>ανατεθεί σε αυτόν.</w:t>
@@ -3783,7 +3719,6 @@
           <w:strike/>
           <w:sz w:val="28"/>
           <w:szCs w:val="28"/>
-          <w:highlight w:val="yellow"/>
         </w:rPr>
       </w:pPr>
       <w:r>
@@ -3792,7 +3727,6 @@
           <w:strike/>
           <w:sz w:val="28"/>
           <w:szCs w:val="28"/>
-          <w:highlight w:val="yellow"/>
         </w:rPr>
         <w:t>Το σύστημα ακυρώνει τις τρέχουσες αναθέσεις.</w:t>
       </w:r>
@@ -3811,7 +3745,6 @@
           <w:strike/>
           <w:sz w:val="28"/>
           <w:szCs w:val="28"/>
-          <w:highlight w:val="yellow"/>
         </w:rPr>
       </w:pPr>
       <w:r>
@@ -3820,7 +3753,6 @@
           <w:strike/>
           <w:sz w:val="28"/>
           <w:szCs w:val="28"/>
-          <w:highlight w:val="yellow"/>
         </w:rPr>
         <w:t xml:space="preserve">Η περίπτωση χρήσης συνεχίζεται από το βήμα 3 της βασικής </w:t>
       </w:r>
@@ -3830,7 +3762,6 @@
           <w:strike/>
           <w:sz w:val="28"/>
           <w:szCs w:val="28"/>
-          <w:highlight w:val="yellow"/>
         </w:rPr>
         <w:tab/>
         <w:t>ροής.</w:t>
@@ -3891,7 +3822,25 @@
           <w:szCs w:val="24"/>
           <w:highlight w:val="yellow"/>
         </w:rPr>
-        <w:t xml:space="preserve"> αφαίρεση Εναλλακτικής ροής.</w:t>
+        <w:t xml:space="preserve"> αφαίρεση Εναλλακτικής ροής</w:t>
+      </w:r>
+      <w:r>
+        <w:rPr>
+          <w:rFonts w:ascii="Bahnschrift Light" w:hAnsi="Bahnschrift Light"/>
+          <w:sz w:val="24"/>
+          <w:szCs w:val="24"/>
+          <w:highlight w:val="yellow"/>
+        </w:rPr>
+        <w:t xml:space="preserve"> 5</w:t>
+      </w:r>
+      <w:r>
+        <w:rPr>
+          <w:rFonts w:ascii="Bahnschrift Light" w:hAnsi="Bahnschrift Light"/>
+          <w:sz w:val="24"/>
+          <w:szCs w:val="24"/>
+          <w:highlight w:val="yellow"/>
+        </w:rPr>
+        <w:t>.</w:t>
       </w:r>
     </w:p>
     <w:p>
@@ -4573,17 +4522,7 @@
           <w:highlight w:val="yellow"/>
           <w:lang w:val="en-US"/>
         </w:rPr>
-        <w:t>Robustness Diagram</w:t>
-      </w:r>
-      <w:r>
-        <w:rPr>
-          <w:rFonts w:ascii="Bahnschrift Light" w:hAnsi="Bahnschrift Light"/>
-          <w:sz w:val="24"/>
-          <w:szCs w:val="24"/>
-          <w:highlight w:val="yellow"/>
-          <w:lang w:val="en-US"/>
-        </w:rPr>
-        <w:t>.</w:t>
+        <w:t>Robustness Diagram.</w:t>
       </w:r>
     </w:p>
     <w:p>
@@ -4606,7 +4545,6 @@
           <w:highlight w:val="yellow"/>
           <w:u w:val="single"/>
         </w:rPr>
-        <w:lastRenderedPageBreak/>
         <w:t xml:space="preserve">Εναλλακτική Ροή </w:t>
       </w:r>
       <w:r>
@@ -4709,16 +4647,32 @@
           <w:sz w:val="24"/>
           <w:szCs w:val="24"/>
           <w:highlight w:val="yellow"/>
+        </w:rPr>
+      </w:pPr>
+      <w:r>
+        <w:rPr>
+          <w:sz w:val="24"/>
+          <w:szCs w:val="24"/>
+          <w:highlight w:val="yellow"/>
+        </w:rPr>
+        <w:t>Προσθήκη</w:t>
+      </w:r>
+      <w:r>
+        <w:rPr>
+          <w:sz w:val="24"/>
+          <w:szCs w:val="24"/>
+          <w:highlight w:val="yellow"/>
           <w:lang w:val="en-US"/>
         </w:rPr>
-      </w:pPr>
-      <w:r>
-        <w:rPr>
-          <w:sz w:val="24"/>
-          <w:szCs w:val="24"/>
-          <w:highlight w:val="yellow"/>
-        </w:rPr>
-        <w:t>Προσθήκη</w:t>
+        <w:t xml:space="preserve"> Use-case </w:t>
+      </w:r>
+      <w:r>
+        <w:rPr>
+          <w:sz w:val="24"/>
+          <w:szCs w:val="24"/>
+          <w:highlight w:val="yellow"/>
+        </w:rPr>
+        <w:t>λόγω</w:t>
       </w:r>
       <w:r>
         <w:rPr>
@@ -4727,323 +4681,18 @@
           <w:highlight w:val="yellow"/>
           <w:lang w:val="en-US"/>
         </w:rPr>
-        <w:t xml:space="preserve"> Use-case </w:t>
-      </w:r>
-      <w:r>
-        <w:rPr>
-          <w:sz w:val="24"/>
-          <w:szCs w:val="24"/>
-          <w:highlight w:val="yellow"/>
-        </w:rPr>
-        <w:t>λόγω</w:t>
-      </w:r>
-      <w:r>
-        <w:rPr>
+        <w:t xml:space="preserve"> </w:t>
+      </w:r>
+      <w:r>
+        <w:rPr>
+          <w:rFonts w:ascii="Bahnschrift Light" w:hAnsi="Bahnschrift Light"/>
           <w:sz w:val="24"/>
           <w:szCs w:val="24"/>
           <w:highlight w:val="yellow"/>
           <w:lang w:val="en-US"/>
         </w:rPr>
-        <w:t xml:space="preserve"> </w:t>
-      </w:r>
-      <w:r>
-        <w:rPr>
-          <w:rFonts w:ascii="Bahnschrift Light" w:hAnsi="Bahnschrift Light"/>
-          <w:sz w:val="24"/>
-          <w:szCs w:val="24"/>
-          <w:highlight w:val="yellow"/>
-          <w:lang w:val="en-US"/>
-        </w:rPr>
         <w:t>Robustness Diagram.</w:t>
       </w:r>
-    </w:p>
-    <w:p>
-      <w:pPr>
-        <w:spacing w:line="278" w:lineRule="auto"/>
-        <w:jc w:val="both"/>
-        <w:rPr>
-          <w:rFonts w:ascii="Bahnschrift Light" w:hAnsi="Bahnschrift Light"/>
-          <w:sz w:val="24"/>
-          <w:szCs w:val="24"/>
-          <w:highlight w:val="yellow"/>
-        </w:rPr>
-      </w:pPr>
-    </w:p>
-    <w:p>
-      <w:pPr>
-        <w:spacing w:line="278" w:lineRule="auto"/>
-        <w:jc w:val="both"/>
-        <w:rPr>
-          <w:rFonts w:ascii="Bahnschrift Light" w:hAnsi="Bahnschrift Light"/>
-          <w:sz w:val="24"/>
-          <w:szCs w:val="24"/>
-          <w:highlight w:val="yellow"/>
-        </w:rPr>
-      </w:pPr>
-    </w:p>
-    <w:p>
-      <w:pPr>
-        <w:spacing w:line="278" w:lineRule="auto"/>
-        <w:jc w:val="both"/>
-        <w:rPr>
-          <w:rFonts w:ascii="Bahnschrift Light" w:hAnsi="Bahnschrift Light"/>
-          <w:sz w:val="24"/>
-          <w:szCs w:val="24"/>
-          <w:highlight w:val="yellow"/>
-        </w:rPr>
-      </w:pPr>
-    </w:p>
-    <w:p>
-      <w:pPr>
-        <w:spacing w:line="278" w:lineRule="auto"/>
-        <w:jc w:val="both"/>
-        <w:rPr>
-          <w:rFonts w:ascii="Bahnschrift Light" w:hAnsi="Bahnschrift Light"/>
-          <w:sz w:val="24"/>
-          <w:szCs w:val="24"/>
-          <w:highlight w:val="yellow"/>
-        </w:rPr>
-      </w:pPr>
-    </w:p>
-    <w:p>
-      <w:pPr>
-        <w:spacing w:line="278" w:lineRule="auto"/>
-        <w:jc w:val="both"/>
-        <w:rPr>
-          <w:rFonts w:ascii="Bahnschrift Light" w:hAnsi="Bahnschrift Light"/>
-          <w:sz w:val="24"/>
-          <w:szCs w:val="24"/>
-          <w:highlight w:val="yellow"/>
-        </w:rPr>
-      </w:pPr>
-    </w:p>
-    <w:p>
-      <w:pPr>
-        <w:spacing w:line="278" w:lineRule="auto"/>
-        <w:jc w:val="both"/>
-        <w:rPr>
-          <w:rFonts w:ascii="Bahnschrift Light" w:hAnsi="Bahnschrift Light"/>
-          <w:sz w:val="24"/>
-          <w:szCs w:val="24"/>
-          <w:highlight w:val="yellow"/>
-        </w:rPr>
-      </w:pPr>
-    </w:p>
-    <w:p>
-      <w:pPr>
-        <w:spacing w:line="278" w:lineRule="auto"/>
-        <w:jc w:val="both"/>
-        <w:rPr>
-          <w:rFonts w:ascii="Bahnschrift Light" w:hAnsi="Bahnschrift Light"/>
-          <w:sz w:val="24"/>
-          <w:szCs w:val="24"/>
-          <w:highlight w:val="yellow"/>
-        </w:rPr>
-      </w:pPr>
-    </w:p>
-    <w:p>
-      <w:pPr>
-        <w:spacing w:line="278" w:lineRule="auto"/>
-        <w:jc w:val="both"/>
-        <w:rPr>
-          <w:rFonts w:ascii="Bahnschrift Light" w:hAnsi="Bahnschrift Light"/>
-          <w:sz w:val="24"/>
-          <w:szCs w:val="24"/>
-          <w:highlight w:val="yellow"/>
-        </w:rPr>
-      </w:pPr>
-    </w:p>
-    <w:p>
-      <w:pPr>
-        <w:spacing w:line="278" w:lineRule="auto"/>
-        <w:jc w:val="both"/>
-        <w:rPr>
-          <w:rFonts w:ascii="Bahnschrift Light" w:hAnsi="Bahnschrift Light"/>
-          <w:sz w:val="24"/>
-          <w:szCs w:val="24"/>
-          <w:highlight w:val="yellow"/>
-        </w:rPr>
-      </w:pPr>
-    </w:p>
-    <w:p>
-      <w:pPr>
-        <w:spacing w:line="278" w:lineRule="auto"/>
-        <w:jc w:val="both"/>
-        <w:rPr>
-          <w:rFonts w:ascii="Bahnschrift Light" w:hAnsi="Bahnschrift Light"/>
-          <w:sz w:val="24"/>
-          <w:szCs w:val="24"/>
-          <w:highlight w:val="yellow"/>
-        </w:rPr>
-      </w:pPr>
-    </w:p>
-    <w:p>
-      <w:pPr>
-        <w:spacing w:line="278" w:lineRule="auto"/>
-        <w:jc w:val="both"/>
-        <w:rPr>
-          <w:rFonts w:ascii="Bahnschrift Light" w:hAnsi="Bahnschrift Light"/>
-          <w:sz w:val="24"/>
-          <w:szCs w:val="24"/>
-          <w:highlight w:val="yellow"/>
-        </w:rPr>
-      </w:pPr>
-    </w:p>
-    <w:p>
-      <w:pPr>
-        <w:spacing w:line="278" w:lineRule="auto"/>
-        <w:jc w:val="both"/>
-        <w:rPr>
-          <w:rFonts w:ascii="Bahnschrift Light" w:hAnsi="Bahnschrift Light"/>
-          <w:sz w:val="24"/>
-          <w:szCs w:val="24"/>
-          <w:highlight w:val="yellow"/>
-        </w:rPr>
-      </w:pPr>
-    </w:p>
-    <w:p>
-      <w:pPr>
-        <w:spacing w:line="278" w:lineRule="auto"/>
-        <w:jc w:val="both"/>
-        <w:rPr>
-          <w:rFonts w:ascii="Bahnschrift Light" w:hAnsi="Bahnschrift Light"/>
-          <w:sz w:val="24"/>
-          <w:szCs w:val="24"/>
-          <w:highlight w:val="yellow"/>
-        </w:rPr>
-      </w:pPr>
-    </w:p>
-    <w:p>
-      <w:pPr>
-        <w:spacing w:line="278" w:lineRule="auto"/>
-        <w:jc w:val="both"/>
-        <w:rPr>
-          <w:rFonts w:ascii="Bahnschrift Light" w:hAnsi="Bahnschrift Light"/>
-          <w:sz w:val="24"/>
-          <w:szCs w:val="24"/>
-          <w:highlight w:val="yellow"/>
-        </w:rPr>
-      </w:pPr>
-    </w:p>
-    <w:p>
-      <w:pPr>
-        <w:spacing w:line="278" w:lineRule="auto"/>
-        <w:jc w:val="both"/>
-        <w:rPr>
-          <w:rFonts w:ascii="Bahnschrift Light" w:hAnsi="Bahnschrift Light"/>
-          <w:sz w:val="24"/>
-          <w:szCs w:val="24"/>
-          <w:highlight w:val="yellow"/>
-        </w:rPr>
-      </w:pPr>
-    </w:p>
-    <w:p>
-      <w:pPr>
-        <w:spacing w:line="278" w:lineRule="auto"/>
-        <w:jc w:val="both"/>
-        <w:rPr>
-          <w:rFonts w:ascii="Bahnschrift Light" w:hAnsi="Bahnschrift Light"/>
-          <w:sz w:val="24"/>
-          <w:szCs w:val="24"/>
-          <w:highlight w:val="yellow"/>
-        </w:rPr>
-      </w:pPr>
-    </w:p>
-    <w:p>
-      <w:pPr>
-        <w:spacing w:line="278" w:lineRule="auto"/>
-        <w:jc w:val="both"/>
-        <w:rPr>
-          <w:rFonts w:ascii="Bahnschrift Light" w:hAnsi="Bahnschrift Light"/>
-          <w:sz w:val="24"/>
-          <w:szCs w:val="24"/>
-          <w:highlight w:val="yellow"/>
-        </w:rPr>
-      </w:pPr>
-    </w:p>
-    <w:p>
-      <w:pPr>
-        <w:spacing w:line="278" w:lineRule="auto"/>
-        <w:jc w:val="both"/>
-        <w:rPr>
-          <w:rFonts w:ascii="Bahnschrift Light" w:hAnsi="Bahnschrift Light"/>
-          <w:sz w:val="24"/>
-          <w:szCs w:val="24"/>
-          <w:highlight w:val="yellow"/>
-        </w:rPr>
-      </w:pPr>
-    </w:p>
-    <w:p>
-      <w:pPr>
-        <w:spacing w:line="278" w:lineRule="auto"/>
-        <w:jc w:val="both"/>
-        <w:rPr>
-          <w:rFonts w:ascii="Bahnschrift Light" w:hAnsi="Bahnschrift Light"/>
-          <w:sz w:val="24"/>
-          <w:szCs w:val="24"/>
-          <w:highlight w:val="yellow"/>
-        </w:rPr>
-      </w:pPr>
-    </w:p>
-    <w:p>
-      <w:pPr>
-        <w:spacing w:line="278" w:lineRule="auto"/>
-        <w:jc w:val="both"/>
-        <w:rPr>
-          <w:rFonts w:ascii="Bahnschrift Light" w:hAnsi="Bahnschrift Light"/>
-          <w:sz w:val="24"/>
-          <w:szCs w:val="24"/>
-          <w:highlight w:val="yellow"/>
-        </w:rPr>
-      </w:pPr>
-    </w:p>
-    <w:p>
-      <w:pPr>
-        <w:spacing w:line="278" w:lineRule="auto"/>
-        <w:jc w:val="both"/>
-        <w:rPr>
-          <w:rFonts w:ascii="Bahnschrift Light" w:hAnsi="Bahnschrift Light"/>
-          <w:sz w:val="24"/>
-          <w:szCs w:val="24"/>
-          <w:highlight w:val="yellow"/>
-        </w:rPr>
-      </w:pPr>
-    </w:p>
-    <w:p>
-      <w:pPr>
-        <w:spacing w:line="278" w:lineRule="auto"/>
-        <w:jc w:val="both"/>
-        <w:rPr>
-          <w:rFonts w:ascii="Bahnschrift Light" w:hAnsi="Bahnschrift Light"/>
-          <w:sz w:val="24"/>
-          <w:szCs w:val="24"/>
-          <w:highlight w:val="yellow"/>
-        </w:rPr>
-      </w:pPr>
-    </w:p>
-    <w:p>
-      <w:pPr>
-        <w:spacing w:line="278" w:lineRule="auto"/>
-        <w:jc w:val="both"/>
-        <w:rPr>
-          <w:rFonts w:ascii="Bahnschrift Light" w:hAnsi="Bahnschrift Light"/>
-          <w:sz w:val="24"/>
-          <w:szCs w:val="24"/>
-          <w:highlight w:val="yellow"/>
-        </w:rPr>
-      </w:pPr>
-    </w:p>
-    <w:p>
-      <w:pPr>
-        <w:spacing w:line="278" w:lineRule="auto"/>
-        <w:jc w:val="both"/>
-        <w:rPr>
-          <w:rFonts w:ascii="Bahnschrift Light" w:hAnsi="Bahnschrift Light"/>
-          <w:sz w:val="24"/>
-          <w:szCs w:val="24"/>
-          <w:highlight w:val="yellow"/>
-        </w:rPr>
-      </w:pPr>
     </w:p>
     <w:p>
       <w:pPr>
@@ -5759,25 +5408,7 @@
           <w:szCs w:val="24"/>
           <w:highlight w:val="yellow"/>
         </w:rPr>
-        <w:t xml:space="preserve"> </w:t>
-      </w:r>
-      <w:r>
-        <w:rPr>
-          <w:rFonts w:ascii="Bahnschrift Light" w:hAnsi="Bahnschrift Light"/>
-          <w:sz w:val="24"/>
-          <w:szCs w:val="24"/>
-          <w:highlight w:val="yellow"/>
-        </w:rPr>
-        <w:t>Πόντοι</w:t>
-      </w:r>
-      <w:r>
-        <w:rPr>
-          <w:rFonts w:ascii="Bahnschrift Light" w:hAnsi="Bahnschrift Light"/>
-          <w:sz w:val="24"/>
-          <w:szCs w:val="24"/>
-          <w:highlight w:val="yellow"/>
-        </w:rPr>
-        <w:t xml:space="preserve"> </w:t>
+        <w:t xml:space="preserve"> Πόντοι </w:t>
       </w:r>
       <w:r>
         <w:rPr>
@@ -6109,16 +5740,7 @@
           <w:szCs w:val="24"/>
           <w:highlight w:val="yellow"/>
         </w:rPr>
-        <w:t xml:space="preserve"> </w:t>
-      </w:r>
-      <w:r>
-        <w:rPr>
-          <w:rFonts w:ascii="Bahnschrift Light" w:hAnsi="Bahnschrift Light"/>
-          <w:sz w:val="24"/>
-          <w:szCs w:val="24"/>
-          <w:highlight w:val="yellow"/>
-        </w:rPr>
-        <w:t>Πόντοι</w:t>
+        <w:t xml:space="preserve"> Πόντοι</w:t>
       </w:r>
       <w:r>
         <w:rPr>
@@ -6433,7 +6055,6 @@
           <w:rFonts w:ascii="Bahnschrift Light" w:hAnsi="Bahnschrift Light"/>
           <w:sz w:val="24"/>
           <w:szCs w:val="24"/>
-          <w:highlight w:val="yellow"/>
         </w:rPr>
         <w:t xml:space="preserve">Λόγω </w:t>
       </w:r>
@@ -6442,7 +6063,6 @@
           <w:rFonts w:ascii="Bahnschrift Light" w:hAnsi="Bahnschrift Light"/>
           <w:sz w:val="24"/>
           <w:szCs w:val="24"/>
-          <w:highlight w:val="yellow"/>
           <w:lang w:val="en-US"/>
         </w:rPr>
         <w:t>Robustness</w:t>
@@ -6452,7 +6072,6 @@
           <w:rFonts w:ascii="Bahnschrift Light" w:hAnsi="Bahnschrift Light"/>
           <w:sz w:val="24"/>
           <w:szCs w:val="24"/>
-          <w:highlight w:val="yellow"/>
         </w:rPr>
         <w:t xml:space="preserve"> </w:t>
       </w:r>
@@ -6461,7 +6080,6 @@
           <w:rFonts w:ascii="Bahnschrift Light" w:hAnsi="Bahnschrift Light"/>
           <w:sz w:val="24"/>
           <w:szCs w:val="24"/>
-          <w:highlight w:val="yellow"/>
           <w:lang w:val="en-US"/>
         </w:rPr>
         <w:t>Diagram</w:t>
@@ -6471,18 +6089,8 @@
           <w:rFonts w:ascii="Bahnschrift Light" w:hAnsi="Bahnschrift Light"/>
           <w:sz w:val="24"/>
           <w:szCs w:val="24"/>
-          <w:highlight w:val="yellow"/>
-        </w:rPr>
-        <w:t xml:space="preserve"> και Αλλαγής Διατύπωσης</w:t>
-      </w:r>
-      <w:r>
-        <w:rPr>
-          <w:rFonts w:ascii="Bahnschrift Light" w:hAnsi="Bahnschrift Light"/>
-          <w:sz w:val="24"/>
-          <w:szCs w:val="24"/>
-          <w:highlight w:val="yellow"/>
-        </w:rPr>
-        <w:t>.</w:t>
+        </w:rPr>
+        <w:t xml:space="preserve"> και Αλλαγής Διατύπωσης.</w:t>
       </w:r>
     </w:p>
     <w:p>
@@ -6896,8 +6504,11 @@
     <w:p>
       <w:pPr>
         <w:pStyle w:val="a6"/>
+        <w:numPr>
+          <w:ilvl w:val="0"/>
+          <w:numId w:val="53"/>
+        </w:numPr>
         <w:spacing w:line="278" w:lineRule="auto"/>
-        <w:ind w:left="360"/>
         <w:jc w:val="both"/>
         <w:rPr>
           <w:rFonts w:ascii="Bahnschrift Light" w:hAnsi="Bahnschrift Light"/>
@@ -7200,16 +6811,7 @@
           <w:szCs w:val="24"/>
           <w:highlight w:val="yellow"/>
         </w:rPr>
-        <w:t>Αλλαγής Διατύπωσης</w:t>
-      </w:r>
-      <w:r>
-        <w:rPr>
-          <w:rFonts w:ascii="Bahnschrift Light" w:hAnsi="Bahnschrift Light"/>
-          <w:sz w:val="24"/>
-          <w:szCs w:val="24"/>
-          <w:highlight w:val="yellow"/>
-        </w:rPr>
-        <w:t>.</w:t>
+        <w:t>Αλλαγής Διατύπωσης.</w:t>
       </w:r>
     </w:p>
     <w:p>
@@ -7339,32 +6941,6 @@
           <w:rFonts w:ascii="Bahnschrift Light" w:hAnsi="Bahnschrift Light"/>
           <w:sz w:val="24"/>
           <w:szCs w:val="24"/>
-        </w:rPr>
-      </w:pPr>
-    </w:p>
-    <w:p>
-      <w:pPr>
-        <w:pBdr>
-          <w:bottom w:val="single" w:sz="6" w:space="1" w:color="auto"/>
-        </w:pBdr>
-        <w:jc w:val="both"/>
-        <w:rPr>
-          <w:rFonts w:ascii="Bahnschrift Light" w:hAnsi="Bahnschrift Light"/>
-          <w:sz w:val="24"/>
-          <w:szCs w:val="24"/>
-        </w:rPr>
-      </w:pPr>
-    </w:p>
-    <w:p>
-      <w:pPr>
-        <w:pBdr>
-          <w:bottom w:val="single" w:sz="6" w:space="1" w:color="auto"/>
-        </w:pBdr>
-        <w:jc w:val="both"/>
-        <w:rPr>
-          <w:rFonts w:ascii="Bahnschrift Light" w:hAnsi="Bahnschrift Light"/>
-          <w:sz w:val="24"/>
-          <w:szCs w:val="24"/>
           <w:lang w:bidi="he-IL"/>
         </w:rPr>
       </w:pPr>
@@ -7376,6 +6952,7 @@
           <w:szCs w:val="24"/>
           <w:lang w:bidi="he-IL"/>
         </w:rPr>
+        <w:lastRenderedPageBreak/>
         <w:t>Use</w:t>
       </w:r>
       <w:proofErr w:type="spellEnd"/>
@@ -7605,6 +7182,11 @@
     </w:p>
     <w:p>
       <w:pPr>
+        <w:pStyle w:val="a6"/>
+        <w:numPr>
+          <w:ilvl w:val="0"/>
+          <w:numId w:val="54"/>
+        </w:numPr>
         <w:spacing w:after="0" w:line="278" w:lineRule="auto"/>
         <w:jc w:val="both"/>
         <w:rPr>
@@ -7628,7 +7210,7 @@
       <w:pPr>
         <w:numPr>
           <w:ilvl w:val="0"/>
-          <w:numId w:val="32"/>
+          <w:numId w:val="54"/>
         </w:numPr>
         <w:spacing w:after="0" w:line="278" w:lineRule="auto"/>
         <w:ind w:left="360"/>
@@ -7710,16 +7292,7 @@
           <w:szCs w:val="24"/>
           <w:highlight w:val="yellow"/>
         </w:rPr>
-        <w:t xml:space="preserve"> από την </w:t>
-      </w:r>
-      <w:r>
-        <w:rPr>
-          <w:rFonts w:ascii="Bahnschrift Light" w:hAnsi="Bahnschrift Light"/>
-          <w:sz w:val="24"/>
-          <w:szCs w:val="24"/>
-          <w:highlight w:val="yellow"/>
-        </w:rPr>
-        <w:t>Οθόνη Οι Αγγελίες μου</w:t>
+        <w:t xml:space="preserve"> από την Οθόνη Οι Αγγελίες μου</w:t>
       </w:r>
       <w:r>
         <w:rPr>
@@ -7794,7 +7367,7 @@
       <w:pPr>
         <w:numPr>
           <w:ilvl w:val="0"/>
-          <w:numId w:val="32"/>
+          <w:numId w:val="54"/>
         </w:numPr>
         <w:spacing w:after="0" w:line="278" w:lineRule="auto"/>
         <w:ind w:left="360"/>
@@ -8019,7 +7592,7 @@
       <w:pPr>
         <w:numPr>
           <w:ilvl w:val="0"/>
-          <w:numId w:val="32"/>
+          <w:numId w:val="54"/>
         </w:numPr>
         <w:spacing w:after="0" w:line="278" w:lineRule="auto"/>
         <w:ind w:left="360"/>
@@ -8063,6 +7636,11 @@
     </w:p>
     <w:p>
       <w:pPr>
+        <w:pStyle w:val="a6"/>
+        <w:numPr>
+          <w:ilvl w:val="0"/>
+          <w:numId w:val="55"/>
+        </w:numPr>
         <w:spacing w:after="0" w:line="278" w:lineRule="auto"/>
         <w:jc w:val="both"/>
         <w:rPr>
@@ -8104,12 +7682,23 @@
     </w:p>
     <w:p>
       <w:pPr>
+        <w:spacing w:after="0" w:line="278" w:lineRule="auto"/>
+        <w:jc w:val="both"/>
+        <w:rPr>
+          <w:rFonts w:ascii="Bahnschrift Light" w:hAnsi="Bahnschrift Light"/>
+          <w:strike/>
+          <w:sz w:val="28"/>
+          <w:szCs w:val="28"/>
+        </w:rPr>
+      </w:pPr>
+    </w:p>
+    <w:p>
+      <w:pPr>
         <w:numPr>
           <w:ilvl w:val="0"/>
-          <w:numId w:val="32"/>
+          <w:numId w:val="56"/>
         </w:numPr>
         <w:spacing w:after="0" w:line="278" w:lineRule="auto"/>
-        <w:ind w:left="360"/>
         <w:jc w:val="both"/>
         <w:rPr>
           <w:rFonts w:ascii="Bahnschrift Light" w:hAnsi="Bahnschrift Light"/>
@@ -8224,10 +7813,9 @@
       <w:pPr>
         <w:numPr>
           <w:ilvl w:val="0"/>
-          <w:numId w:val="32"/>
+          <w:numId w:val="56"/>
         </w:numPr>
         <w:spacing w:after="0" w:line="278" w:lineRule="auto"/>
-        <w:ind w:left="360"/>
         <w:jc w:val="both"/>
         <w:rPr>
           <w:rFonts w:ascii="Bahnschrift Light" w:hAnsi="Bahnschrift Light"/>
@@ -8353,10 +7941,9 @@
       <w:pPr>
         <w:numPr>
           <w:ilvl w:val="0"/>
-          <w:numId w:val="32"/>
+          <w:numId w:val="56"/>
         </w:numPr>
         <w:spacing w:after="0" w:line="278" w:lineRule="auto"/>
-        <w:ind w:left="360"/>
         <w:jc w:val="both"/>
         <w:rPr>
           <w:rFonts w:ascii="Bahnschrift Light" w:hAnsi="Bahnschrift Light"/>
@@ -8408,10 +7995,9 @@
       <w:pPr>
         <w:numPr>
           <w:ilvl w:val="0"/>
-          <w:numId w:val="32"/>
+          <w:numId w:val="56"/>
         </w:numPr>
         <w:spacing w:after="0" w:line="278" w:lineRule="auto"/>
-        <w:ind w:left="360"/>
         <w:jc w:val="both"/>
         <w:rPr>
           <w:rFonts w:ascii="Bahnschrift Light" w:hAnsi="Bahnschrift Light"/>
@@ -8546,10 +8132,9 @@
       <w:pPr>
         <w:numPr>
           <w:ilvl w:val="0"/>
-          <w:numId w:val="32"/>
+          <w:numId w:val="56"/>
         </w:numPr>
         <w:spacing w:after="0" w:line="278" w:lineRule="auto"/>
-        <w:ind w:left="360"/>
         <w:jc w:val="both"/>
         <w:rPr>
           <w:rFonts w:ascii="Bahnschrift Light" w:hAnsi="Bahnschrift Light"/>
@@ -8672,26 +8257,24 @@
       <w:pPr>
         <w:numPr>
           <w:ilvl w:val="0"/>
-          <w:numId w:val="32"/>
+          <w:numId w:val="56"/>
         </w:numPr>
         <w:spacing w:after="0" w:line="278" w:lineRule="auto"/>
-        <w:ind w:left="360"/>
-        <w:jc w:val="both"/>
-        <w:rPr>
-          <w:rFonts w:ascii="Bahnschrift Light" w:hAnsi="Bahnschrift Light"/>
-          <w:sz w:val="24"/>
-          <w:szCs w:val="24"/>
-          <w:highlight w:val="yellow"/>
-        </w:rPr>
-      </w:pPr>
-      <w:r>
-        <w:rPr>
-          <w:rFonts w:ascii="Bahnschrift Light" w:hAnsi="Bahnschrift Light"/>
-          <w:sz w:val="24"/>
-          <w:szCs w:val="24"/>
-          <w:highlight w:val="yellow"/>
-        </w:rPr>
-        <w:lastRenderedPageBreak/>
+        <w:jc w:val="both"/>
+        <w:rPr>
+          <w:rFonts w:ascii="Bahnschrift Light" w:hAnsi="Bahnschrift Light"/>
+          <w:sz w:val="24"/>
+          <w:szCs w:val="24"/>
+          <w:highlight w:val="yellow"/>
+        </w:rPr>
+      </w:pPr>
+      <w:r>
+        <w:rPr>
+          <w:rFonts w:ascii="Bahnschrift Light" w:hAnsi="Bahnschrift Light"/>
+          <w:sz w:val="24"/>
+          <w:szCs w:val="24"/>
+          <w:highlight w:val="yellow"/>
+        </w:rPr>
         <w:t xml:space="preserve">Το σύστημα </w:t>
       </w:r>
       <w:r>
@@ -10066,7 +9649,6 @@
           <w:szCs w:val="24"/>
           <w:highlight w:val="yellow"/>
         </w:rPr>
-        <w:lastRenderedPageBreak/>
         <w:t xml:space="preserve">Ο χρήστης </w:t>
       </w:r>
       <w:r>
@@ -10188,6 +9770,7 @@
           <w:szCs w:val="24"/>
           <w:highlight w:val="yellow"/>
         </w:rPr>
+        <w:lastRenderedPageBreak/>
         <w:t xml:space="preserve">Λόγω </w:t>
       </w:r>
       <w:r>
@@ -11235,6 +10818,95 @@
     </w:lvl>
   </w:abstractNum>
   <w:abstractNum w:abstractNumId="1" w15:restartNumberingAfterBreak="0">
+    <w:nsid w:val="030C0372"/>
+    <w:multiLevelType w:val="hybridMultilevel"/>
+    <w:tmpl w:val="05EA4600"/>
+    <w:lvl w:ilvl="0" w:tplc="A2763726">
+      <w:start w:val="2"/>
+      <w:numFmt w:val="decimal"/>
+      <w:lvlText w:val="%1."/>
+      <w:lvlJc w:val="left"/>
+      <w:pPr>
+        <w:ind w:left="720" w:hanging="360"/>
+      </w:pPr>
+      <w:rPr>
+        <w:rFonts w:hint="default"/>
+      </w:rPr>
+    </w:lvl>
+    <w:lvl w:ilvl="1" w:tplc="FFFFFFFF" w:tentative="1">
+      <w:start w:val="1"/>
+      <w:numFmt w:val="lowerLetter"/>
+      <w:lvlText w:val="%2."/>
+      <w:lvlJc w:val="left"/>
+      <w:pPr>
+        <w:ind w:left="1440" w:hanging="360"/>
+      </w:pPr>
+    </w:lvl>
+    <w:lvl w:ilvl="2" w:tplc="FFFFFFFF" w:tentative="1">
+      <w:start w:val="1"/>
+      <w:numFmt w:val="lowerRoman"/>
+      <w:lvlText w:val="%3."/>
+      <w:lvlJc w:val="right"/>
+      <w:pPr>
+        <w:ind w:left="2160" w:hanging="180"/>
+      </w:pPr>
+    </w:lvl>
+    <w:lvl w:ilvl="3" w:tplc="FFFFFFFF" w:tentative="1">
+      <w:start w:val="1"/>
+      <w:numFmt w:val="decimal"/>
+      <w:lvlText w:val="%4."/>
+      <w:lvlJc w:val="left"/>
+      <w:pPr>
+        <w:ind w:left="2880" w:hanging="360"/>
+      </w:pPr>
+    </w:lvl>
+    <w:lvl w:ilvl="4" w:tplc="FFFFFFFF" w:tentative="1">
+      <w:start w:val="1"/>
+      <w:numFmt w:val="lowerLetter"/>
+      <w:lvlText w:val="%5."/>
+      <w:lvlJc w:val="left"/>
+      <w:pPr>
+        <w:ind w:left="3600" w:hanging="360"/>
+      </w:pPr>
+    </w:lvl>
+    <w:lvl w:ilvl="5" w:tplc="FFFFFFFF" w:tentative="1">
+      <w:start w:val="1"/>
+      <w:numFmt w:val="lowerRoman"/>
+      <w:lvlText w:val="%6."/>
+      <w:lvlJc w:val="right"/>
+      <w:pPr>
+        <w:ind w:left="4320" w:hanging="180"/>
+      </w:pPr>
+    </w:lvl>
+    <w:lvl w:ilvl="6" w:tplc="FFFFFFFF" w:tentative="1">
+      <w:start w:val="1"/>
+      <w:numFmt w:val="decimal"/>
+      <w:lvlText w:val="%7."/>
+      <w:lvlJc w:val="left"/>
+      <w:pPr>
+        <w:ind w:left="5040" w:hanging="360"/>
+      </w:pPr>
+    </w:lvl>
+    <w:lvl w:ilvl="7" w:tplc="FFFFFFFF" w:tentative="1">
+      <w:start w:val="1"/>
+      <w:numFmt w:val="lowerLetter"/>
+      <w:lvlText w:val="%8."/>
+      <w:lvlJc w:val="left"/>
+      <w:pPr>
+        <w:ind w:left="5760" w:hanging="360"/>
+      </w:pPr>
+    </w:lvl>
+    <w:lvl w:ilvl="8" w:tplc="FFFFFFFF" w:tentative="1">
+      <w:start w:val="1"/>
+      <w:numFmt w:val="lowerRoman"/>
+      <w:lvlText w:val="%9."/>
+      <w:lvlJc w:val="right"/>
+      <w:pPr>
+        <w:ind w:left="6480" w:hanging="180"/>
+      </w:pPr>
+    </w:lvl>
+  </w:abstractNum>
+  <w:abstractNum w:abstractNumId="2" w15:restartNumberingAfterBreak="0">
     <w:nsid w:val="092A3B15"/>
     <w:multiLevelType w:val="hybridMultilevel"/>
     <w:tmpl w:val="F8902ED2"/>
@@ -11323,7 +10995,7 @@
       </w:pPr>
     </w:lvl>
   </w:abstractNum>
-  <w:abstractNum w:abstractNumId="2" w15:restartNumberingAfterBreak="0">
+  <w:abstractNum w:abstractNumId="3" w15:restartNumberingAfterBreak="0">
     <w:nsid w:val="097B702F"/>
     <w:multiLevelType w:val="hybridMultilevel"/>
     <w:tmpl w:val="83503586"/>
@@ -11414,7 +11086,7 @@
       </w:pPr>
     </w:lvl>
   </w:abstractNum>
-  <w:abstractNum w:abstractNumId="3" w15:restartNumberingAfterBreak="0">
+  <w:abstractNum w:abstractNumId="4" w15:restartNumberingAfterBreak="0">
     <w:nsid w:val="10CE6108"/>
     <w:multiLevelType w:val="hybridMultilevel"/>
     <w:tmpl w:val="94D2E45C"/>
@@ -11500,7 +11172,7 @@
       </w:pPr>
     </w:lvl>
   </w:abstractNum>
-  <w:abstractNum w:abstractNumId="4" w15:restartNumberingAfterBreak="0">
+  <w:abstractNum w:abstractNumId="5" w15:restartNumberingAfterBreak="0">
     <w:nsid w:val="18971F44"/>
     <w:multiLevelType w:val="hybridMultilevel"/>
     <w:tmpl w:val="6ED67FD6"/>
@@ -11591,7 +11263,96 @@
       </w:pPr>
     </w:lvl>
   </w:abstractNum>
-  <w:abstractNum w:abstractNumId="5" w15:restartNumberingAfterBreak="0">
+  <w:abstractNum w:abstractNumId="6" w15:restartNumberingAfterBreak="0">
+    <w:nsid w:val="1D0456C7"/>
+    <w:multiLevelType w:val="hybridMultilevel"/>
+    <w:tmpl w:val="A83A5F78"/>
+    <w:lvl w:ilvl="0" w:tplc="AB3210D4">
+      <w:start w:val="1"/>
+      <w:numFmt w:val="decimal"/>
+      <w:lvlText w:val="4.α.%1."/>
+      <w:lvlJc w:val="left"/>
+      <w:pPr>
+        <w:ind w:left="720" w:hanging="360"/>
+      </w:pPr>
+      <w:rPr>
+        <w:rFonts w:hint="default"/>
+      </w:rPr>
+    </w:lvl>
+    <w:lvl w:ilvl="1" w:tplc="04080019" w:tentative="1">
+      <w:start w:val="1"/>
+      <w:numFmt w:val="lowerLetter"/>
+      <w:lvlText w:val="%2."/>
+      <w:lvlJc w:val="left"/>
+      <w:pPr>
+        <w:ind w:left="1440" w:hanging="360"/>
+      </w:pPr>
+    </w:lvl>
+    <w:lvl w:ilvl="2" w:tplc="0408001B" w:tentative="1">
+      <w:start w:val="1"/>
+      <w:numFmt w:val="lowerRoman"/>
+      <w:lvlText w:val="%3."/>
+      <w:lvlJc w:val="right"/>
+      <w:pPr>
+        <w:ind w:left="2160" w:hanging="180"/>
+      </w:pPr>
+    </w:lvl>
+    <w:lvl w:ilvl="3" w:tplc="0408000F" w:tentative="1">
+      <w:start w:val="1"/>
+      <w:numFmt w:val="decimal"/>
+      <w:lvlText w:val="%4."/>
+      <w:lvlJc w:val="left"/>
+      <w:pPr>
+        <w:ind w:left="2880" w:hanging="360"/>
+      </w:pPr>
+    </w:lvl>
+    <w:lvl w:ilvl="4" w:tplc="04080019" w:tentative="1">
+      <w:start w:val="1"/>
+      <w:numFmt w:val="lowerLetter"/>
+      <w:lvlText w:val="%5."/>
+      <w:lvlJc w:val="left"/>
+      <w:pPr>
+        <w:ind w:left="3600" w:hanging="360"/>
+      </w:pPr>
+    </w:lvl>
+    <w:lvl w:ilvl="5" w:tplc="0408001B" w:tentative="1">
+      <w:start w:val="1"/>
+      <w:numFmt w:val="lowerRoman"/>
+      <w:lvlText w:val="%6."/>
+      <w:lvlJc w:val="right"/>
+      <w:pPr>
+        <w:ind w:left="4320" w:hanging="180"/>
+      </w:pPr>
+    </w:lvl>
+    <w:lvl w:ilvl="6" w:tplc="0408000F" w:tentative="1">
+      <w:start w:val="1"/>
+      <w:numFmt w:val="decimal"/>
+      <w:lvlText w:val="%7."/>
+      <w:lvlJc w:val="left"/>
+      <w:pPr>
+        <w:ind w:left="5040" w:hanging="360"/>
+      </w:pPr>
+    </w:lvl>
+    <w:lvl w:ilvl="7" w:tplc="04080019" w:tentative="1">
+      <w:start w:val="1"/>
+      <w:numFmt w:val="lowerLetter"/>
+      <w:lvlText w:val="%8."/>
+      <w:lvlJc w:val="left"/>
+      <w:pPr>
+        <w:ind w:left="5760" w:hanging="360"/>
+      </w:pPr>
+    </w:lvl>
+    <w:lvl w:ilvl="8" w:tplc="0408001B" w:tentative="1">
+      <w:start w:val="1"/>
+      <w:numFmt w:val="lowerRoman"/>
+      <w:lvlText w:val="%9."/>
+      <w:lvlJc w:val="right"/>
+      <w:pPr>
+        <w:ind w:left="6480" w:hanging="180"/>
+      </w:pPr>
+    </w:lvl>
+  </w:abstractNum>
+  <w:abstractNum w:abstractNumId="7" w15:restartNumberingAfterBreak="0">
     <w:nsid w:val="20811A21"/>
     <w:multiLevelType w:val="hybridMultilevel"/>
     <w:tmpl w:val="0308A124"/>
@@ -11680,7 +11441,7 @@
       </w:pPr>
     </w:lvl>
   </w:abstractNum>
-  <w:abstractNum w:abstractNumId="6" w15:restartNumberingAfterBreak="0">
+  <w:abstractNum w:abstractNumId="8" w15:restartNumberingAfterBreak="0">
     <w:nsid w:val="209C412B"/>
     <w:multiLevelType w:val="hybridMultilevel"/>
     <w:tmpl w:val="90708634"/>
@@ -11766,7 +11527,7 @@
       </w:pPr>
     </w:lvl>
   </w:abstractNum>
-  <w:abstractNum w:abstractNumId="7" w15:restartNumberingAfterBreak="0">
+  <w:abstractNum w:abstractNumId="9" w15:restartNumberingAfterBreak="0">
     <w:nsid w:val="25A55259"/>
     <w:multiLevelType w:val="hybridMultilevel"/>
     <w:tmpl w:val="E252EFD0"/>
@@ -11879,7 +11640,7 @@
       </w:rPr>
     </w:lvl>
   </w:abstractNum>
-  <w:abstractNum w:abstractNumId="8" w15:restartNumberingAfterBreak="0">
+  <w:abstractNum w:abstractNumId="10" w15:restartNumberingAfterBreak="0">
     <w:nsid w:val="2771656F"/>
     <w:multiLevelType w:val="hybridMultilevel"/>
     <w:tmpl w:val="14649D82"/>
@@ -11968,7 +11729,7 @@
       </w:pPr>
     </w:lvl>
   </w:abstractNum>
-  <w:abstractNum w:abstractNumId="9" w15:restartNumberingAfterBreak="0">
+  <w:abstractNum w:abstractNumId="11" w15:restartNumberingAfterBreak="0">
     <w:nsid w:val="28B5544A"/>
     <w:multiLevelType w:val="hybridMultilevel"/>
     <w:tmpl w:val="BBA2E9A2"/>
@@ -12059,7 +11820,7 @@
       </w:pPr>
     </w:lvl>
   </w:abstractNum>
-  <w:abstractNum w:abstractNumId="10" w15:restartNumberingAfterBreak="0">
+  <w:abstractNum w:abstractNumId="12" w15:restartNumberingAfterBreak="0">
     <w:nsid w:val="2B313920"/>
     <w:multiLevelType w:val="hybridMultilevel"/>
     <w:tmpl w:val="92D4539A"/>
@@ -12145,7 +11906,7 @@
       </w:pPr>
     </w:lvl>
   </w:abstractNum>
-  <w:abstractNum w:abstractNumId="11" w15:restartNumberingAfterBreak="0">
+  <w:abstractNum w:abstractNumId="13" w15:restartNumberingAfterBreak="0">
     <w:nsid w:val="2D456DA1"/>
     <w:multiLevelType w:val="hybridMultilevel"/>
     <w:tmpl w:val="5E787A06"/>
@@ -12236,7 +11997,7 @@
       </w:pPr>
     </w:lvl>
   </w:abstractNum>
-  <w:abstractNum w:abstractNumId="12" w15:restartNumberingAfterBreak="0">
+  <w:abstractNum w:abstractNumId="14" w15:restartNumberingAfterBreak="0">
     <w:nsid w:val="2F5B7E88"/>
     <w:multiLevelType w:val="hybridMultilevel"/>
     <w:tmpl w:val="BD70E422"/>
@@ -12325,11 +12086,11 @@
       </w:pPr>
     </w:lvl>
   </w:abstractNum>
-  <w:abstractNum w:abstractNumId="13" w15:restartNumberingAfterBreak="0">
+  <w:abstractNum w:abstractNumId="15" w15:restartNumberingAfterBreak="0">
     <w:nsid w:val="3216340F"/>
     <w:multiLevelType w:val="hybridMultilevel"/>
-    <w:tmpl w:val="AAF4EC0A"/>
-    <w:lvl w:ilvl="0" w:tplc="FFFFFFFF">
+    <w:tmpl w:val="D3B2D834"/>
+    <w:lvl w:ilvl="0" w:tplc="645A718C">
       <w:start w:val="1"/>
       <w:numFmt w:val="decimal"/>
       <w:lvlText w:val="%1."/>
@@ -12337,6 +12098,9 @@
       <w:pPr>
         <w:ind w:left="1080" w:hanging="360"/>
       </w:pPr>
+      <w:rPr>
+        <w:rFonts w:hint="default"/>
+      </w:rPr>
     </w:lvl>
     <w:lvl w:ilvl="1" w:tplc="FFFFFFFF">
       <w:start w:val="1"/>
@@ -12411,7 +12175,96 @@
       </w:pPr>
     </w:lvl>
   </w:abstractNum>
-  <w:abstractNum w:abstractNumId="14" w15:restartNumberingAfterBreak="0">
+  <w:abstractNum w:abstractNumId="16" w15:restartNumberingAfterBreak="0">
+    <w:nsid w:val="324D640B"/>
+    <w:multiLevelType w:val="hybridMultilevel"/>
+    <w:tmpl w:val="A926BA22"/>
+    <w:lvl w:ilvl="0" w:tplc="EF902A0A">
+      <w:start w:val="6"/>
+      <w:numFmt w:val="decimal"/>
+      <w:lvlText w:val="%1."/>
+      <w:lvlJc w:val="left"/>
+      <w:pPr>
+        <w:ind w:left="1080" w:hanging="360"/>
+      </w:pPr>
+      <w:rPr>
+        <w:rFonts w:hint="default"/>
+      </w:rPr>
+    </w:lvl>
+    <w:lvl w:ilvl="1" w:tplc="04080019" w:tentative="1">
+      <w:start w:val="1"/>
+      <w:numFmt w:val="lowerLetter"/>
+      <w:lvlText w:val="%2."/>
+      <w:lvlJc w:val="left"/>
+      <w:pPr>
+        <w:ind w:left="1440" w:hanging="360"/>
+      </w:pPr>
+    </w:lvl>
+    <w:lvl w:ilvl="2" w:tplc="0408001B" w:tentative="1">
+      <w:start w:val="1"/>
+      <w:numFmt w:val="lowerRoman"/>
+      <w:lvlText w:val="%3."/>
+      <w:lvlJc w:val="right"/>
+      <w:pPr>
+        <w:ind w:left="2160" w:hanging="180"/>
+      </w:pPr>
+    </w:lvl>
+    <w:lvl w:ilvl="3" w:tplc="0408000F" w:tentative="1">
+      <w:start w:val="1"/>
+      <w:numFmt w:val="decimal"/>
+      <w:lvlText w:val="%4."/>
+      <w:lvlJc w:val="left"/>
+      <w:pPr>
+        <w:ind w:left="2880" w:hanging="360"/>
+      </w:pPr>
+    </w:lvl>
+    <w:lvl w:ilvl="4" w:tplc="04080019" w:tentative="1">
+      <w:start w:val="1"/>
+      <w:numFmt w:val="lowerLetter"/>
+      <w:lvlText w:val="%5."/>
+      <w:lvlJc w:val="left"/>
+      <w:pPr>
+        <w:ind w:left="3600" w:hanging="360"/>
+      </w:pPr>
+    </w:lvl>
+    <w:lvl w:ilvl="5" w:tplc="0408001B" w:tentative="1">
+      <w:start w:val="1"/>
+      <w:numFmt w:val="lowerRoman"/>
+      <w:lvlText w:val="%6."/>
+      <w:lvlJc w:val="right"/>
+      <w:pPr>
+        <w:ind w:left="4320" w:hanging="180"/>
+      </w:pPr>
+    </w:lvl>
+    <w:lvl w:ilvl="6" w:tplc="0408000F" w:tentative="1">
+      <w:start w:val="1"/>
+      <w:numFmt w:val="decimal"/>
+      <w:lvlText w:val="%7."/>
+      <w:lvlJc w:val="left"/>
+      <w:pPr>
+        <w:ind w:left="5040" w:hanging="360"/>
+      </w:pPr>
+    </w:lvl>
+    <w:lvl w:ilvl="7" w:tplc="04080019" w:tentative="1">
+      <w:start w:val="1"/>
+      <w:numFmt w:val="lowerLetter"/>
+      <w:lvlText w:val="%8."/>
+      <w:lvlJc w:val="left"/>
+      <w:pPr>
+        <w:ind w:left="5760" w:hanging="360"/>
+      </w:pPr>
+    </w:lvl>
+    <w:lvl w:ilvl="8" w:tplc="0408001B" w:tentative="1">
+      <w:start w:val="1"/>
+      <w:numFmt w:val="lowerRoman"/>
+      <w:lvlText w:val="%9."/>
+      <w:lvlJc w:val="right"/>
+      <w:pPr>
+        <w:ind w:left="6480" w:hanging="180"/>
+      </w:pPr>
+    </w:lvl>
+  </w:abstractNum>
+  <w:abstractNum w:abstractNumId="17" w15:restartNumberingAfterBreak="0">
     <w:nsid w:val="32E41B1E"/>
     <w:multiLevelType w:val="hybridMultilevel"/>
     <w:tmpl w:val="EBA244CE"/>
@@ -12497,7 +12350,96 @@
       </w:pPr>
     </w:lvl>
   </w:abstractNum>
-  <w:abstractNum w:abstractNumId="15" w15:restartNumberingAfterBreak="0">
+  <w:abstractNum w:abstractNumId="18" w15:restartNumberingAfterBreak="0">
+    <w:nsid w:val="3F045063"/>
+    <w:multiLevelType w:val="hybridMultilevel"/>
+    <w:tmpl w:val="7BF4B336"/>
+    <w:lvl w:ilvl="0" w:tplc="F3408C2A">
+      <w:start w:val="7"/>
+      <w:numFmt w:val="decimal"/>
+      <w:lvlText w:val="%1."/>
+      <w:lvlJc w:val="left"/>
+      <w:pPr>
+        <w:ind w:left="720" w:hanging="360"/>
+      </w:pPr>
+      <w:rPr>
+        <w:rFonts w:hint="default"/>
+      </w:rPr>
+    </w:lvl>
+    <w:lvl w:ilvl="1" w:tplc="04080019" w:tentative="1">
+      <w:start w:val="1"/>
+      <w:numFmt w:val="lowerLetter"/>
+      <w:lvlText w:val="%2."/>
+      <w:lvlJc w:val="left"/>
+      <w:pPr>
+        <w:ind w:left="1440" w:hanging="360"/>
+      </w:pPr>
+    </w:lvl>
+    <w:lvl w:ilvl="2" w:tplc="0408001B" w:tentative="1">
+      <w:start w:val="1"/>
+      <w:numFmt w:val="lowerRoman"/>
+      <w:lvlText w:val="%3."/>
+      <w:lvlJc w:val="right"/>
+      <w:pPr>
+        <w:ind w:left="2160" w:hanging="180"/>
+      </w:pPr>
+    </w:lvl>
+    <w:lvl w:ilvl="3" w:tplc="0408000F" w:tentative="1">
+      <w:start w:val="1"/>
+      <w:numFmt w:val="decimal"/>
+      <w:lvlText w:val="%4."/>
+      <w:lvlJc w:val="left"/>
+      <w:pPr>
+        <w:ind w:left="2880" w:hanging="360"/>
+      </w:pPr>
+    </w:lvl>
+    <w:lvl w:ilvl="4" w:tplc="04080019" w:tentative="1">
+      <w:start w:val="1"/>
+      <w:numFmt w:val="lowerLetter"/>
+      <w:lvlText w:val="%5."/>
+      <w:lvlJc w:val="left"/>
+      <w:pPr>
+        <w:ind w:left="3600" w:hanging="360"/>
+      </w:pPr>
+    </w:lvl>
+    <w:lvl w:ilvl="5" w:tplc="0408001B" w:tentative="1">
+      <w:start w:val="1"/>
+      <w:numFmt w:val="lowerRoman"/>
+      <w:lvlText w:val="%6."/>
+      <w:lvlJc w:val="right"/>
+      <w:pPr>
+        <w:ind w:left="4320" w:hanging="180"/>
+      </w:pPr>
+    </w:lvl>
+    <w:lvl w:ilvl="6" w:tplc="0408000F" w:tentative="1">
+      <w:start w:val="1"/>
+      <w:numFmt w:val="decimal"/>
+      <w:lvlText w:val="%7."/>
+      <w:lvlJc w:val="left"/>
+      <w:pPr>
+        <w:ind w:left="5040" w:hanging="360"/>
+      </w:pPr>
+    </w:lvl>
+    <w:lvl w:ilvl="7" w:tplc="04080019" w:tentative="1">
+      <w:start w:val="1"/>
+      <w:numFmt w:val="lowerLetter"/>
+      <w:lvlText w:val="%8."/>
+      <w:lvlJc w:val="left"/>
+      <w:pPr>
+        <w:ind w:left="5760" w:hanging="360"/>
+      </w:pPr>
+    </w:lvl>
+    <w:lvl w:ilvl="8" w:tplc="0408001B" w:tentative="1">
+      <w:start w:val="1"/>
+      <w:numFmt w:val="lowerRoman"/>
+      <w:lvlText w:val="%9."/>
+      <w:lvlJc w:val="right"/>
+      <w:pPr>
+        <w:ind w:left="6480" w:hanging="180"/>
+      </w:pPr>
+    </w:lvl>
+  </w:abstractNum>
+  <w:abstractNum w:abstractNumId="19" w15:restartNumberingAfterBreak="0">
     <w:nsid w:val="3F445472"/>
     <w:multiLevelType w:val="hybridMultilevel"/>
     <w:tmpl w:val="BB36BCD8"/>
@@ -12586,7 +12528,7 @@
       </w:pPr>
     </w:lvl>
   </w:abstractNum>
-  <w:abstractNum w:abstractNumId="16" w15:restartNumberingAfterBreak="0">
+  <w:abstractNum w:abstractNumId="20" w15:restartNumberingAfterBreak="0">
     <w:nsid w:val="401A653F"/>
     <w:multiLevelType w:val="hybridMultilevel"/>
     <w:tmpl w:val="C4EE7542"/>
@@ -12672,7 +12614,7 @@
       </w:pPr>
     </w:lvl>
   </w:abstractNum>
-  <w:abstractNum w:abstractNumId="17" w15:restartNumberingAfterBreak="0">
+  <w:abstractNum w:abstractNumId="21" w15:restartNumberingAfterBreak="0">
     <w:nsid w:val="43270012"/>
     <w:multiLevelType w:val="hybridMultilevel"/>
     <w:tmpl w:val="C074CCA6"/>
@@ -12763,7 +12705,7 @@
       </w:pPr>
     </w:lvl>
   </w:abstractNum>
-  <w:abstractNum w:abstractNumId="18" w15:restartNumberingAfterBreak="0">
+  <w:abstractNum w:abstractNumId="22" w15:restartNumberingAfterBreak="0">
     <w:nsid w:val="434F687B"/>
     <w:multiLevelType w:val="hybridMultilevel"/>
     <w:tmpl w:val="2C68210C"/>
@@ -12854,7 +12796,7 @@
       </w:pPr>
     </w:lvl>
   </w:abstractNum>
-  <w:abstractNum w:abstractNumId="19" w15:restartNumberingAfterBreak="0">
+  <w:abstractNum w:abstractNumId="23" w15:restartNumberingAfterBreak="0">
     <w:nsid w:val="43DA36C4"/>
     <w:multiLevelType w:val="hybridMultilevel"/>
     <w:tmpl w:val="BC606716"/>
@@ -12943,7 +12885,7 @@
       </w:pPr>
     </w:lvl>
   </w:abstractNum>
-  <w:abstractNum w:abstractNumId="20" w15:restartNumberingAfterBreak="0">
+  <w:abstractNum w:abstractNumId="24" w15:restartNumberingAfterBreak="0">
     <w:nsid w:val="45483040"/>
     <w:multiLevelType w:val="hybridMultilevel"/>
     <w:tmpl w:val="790E99FC"/>
@@ -13029,7 +12971,7 @@
       </w:pPr>
     </w:lvl>
   </w:abstractNum>
-  <w:abstractNum w:abstractNumId="21" w15:restartNumberingAfterBreak="0">
+  <w:abstractNum w:abstractNumId="25" w15:restartNumberingAfterBreak="0">
     <w:nsid w:val="48CF6112"/>
     <w:multiLevelType w:val="hybridMultilevel"/>
     <w:tmpl w:val="786EB5EA"/>
@@ -13142,7 +13084,7 @@
       </w:rPr>
     </w:lvl>
   </w:abstractNum>
-  <w:abstractNum w:abstractNumId="22" w15:restartNumberingAfterBreak="0">
+  <w:abstractNum w:abstractNumId="26" w15:restartNumberingAfterBreak="0">
     <w:nsid w:val="4F7C7EFB"/>
     <w:multiLevelType w:val="hybridMultilevel"/>
     <w:tmpl w:val="F1EA5CAA"/>
@@ -13231,7 +13173,96 @@
       </w:pPr>
     </w:lvl>
   </w:abstractNum>
-  <w:abstractNum w:abstractNumId="23" w15:restartNumberingAfterBreak="0">
+  <w:abstractNum w:abstractNumId="27" w15:restartNumberingAfterBreak="0">
+    <w:nsid w:val="52F417CA"/>
+    <w:multiLevelType w:val="hybridMultilevel"/>
+    <w:tmpl w:val="C74E8512"/>
+    <w:lvl w:ilvl="0" w:tplc="FA701F52">
+      <w:start w:val="5"/>
+      <w:numFmt w:val="decimal"/>
+      <w:lvlText w:val="%1."/>
+      <w:lvlJc w:val="left"/>
+      <w:pPr>
+        <w:ind w:left="360" w:hanging="360"/>
+      </w:pPr>
+      <w:rPr>
+        <w:rFonts w:hint="default"/>
+      </w:rPr>
+    </w:lvl>
+    <w:lvl w:ilvl="1" w:tplc="04080019" w:tentative="1">
+      <w:start w:val="1"/>
+      <w:numFmt w:val="lowerLetter"/>
+      <w:lvlText w:val="%2."/>
+      <w:lvlJc w:val="left"/>
+      <w:pPr>
+        <w:ind w:left="720" w:hanging="360"/>
+      </w:pPr>
+    </w:lvl>
+    <w:lvl w:ilvl="2" w:tplc="0408001B" w:tentative="1">
+      <w:start w:val="1"/>
+      <w:numFmt w:val="lowerRoman"/>
+      <w:lvlText w:val="%3."/>
+      <w:lvlJc w:val="right"/>
+      <w:pPr>
+        <w:ind w:left="1440" w:hanging="180"/>
+      </w:pPr>
+    </w:lvl>
+    <w:lvl w:ilvl="3" w:tplc="0408000F" w:tentative="1">
+      <w:start w:val="1"/>
+      <w:numFmt w:val="decimal"/>
+      <w:lvlText w:val="%4."/>
+      <w:lvlJc w:val="left"/>
+      <w:pPr>
+        <w:ind w:left="2160" w:hanging="360"/>
+      </w:pPr>
+    </w:lvl>
+    <w:lvl w:ilvl="4" w:tplc="04080019" w:tentative="1">
+      <w:start w:val="1"/>
+      <w:numFmt w:val="lowerLetter"/>
+      <w:lvlText w:val="%5."/>
+      <w:lvlJc w:val="left"/>
+      <w:pPr>
+        <w:ind w:left="2880" w:hanging="360"/>
+      </w:pPr>
+    </w:lvl>
+    <w:lvl w:ilvl="5" w:tplc="0408001B" w:tentative="1">
+      <w:start w:val="1"/>
+      <w:numFmt w:val="lowerRoman"/>
+      <w:lvlText w:val="%6."/>
+      <w:lvlJc w:val="right"/>
+      <w:pPr>
+        <w:ind w:left="3600" w:hanging="180"/>
+      </w:pPr>
+    </w:lvl>
+    <w:lvl w:ilvl="6" w:tplc="0408000F" w:tentative="1">
+      <w:start w:val="1"/>
+      <w:numFmt w:val="decimal"/>
+      <w:lvlText w:val="%7."/>
+      <w:lvlJc w:val="left"/>
+      <w:pPr>
+        <w:ind w:left="4320" w:hanging="360"/>
+      </w:pPr>
+    </w:lvl>
+    <w:lvl w:ilvl="7" w:tplc="04080019" w:tentative="1">
+      <w:start w:val="1"/>
+      <w:numFmt w:val="lowerLetter"/>
+      <w:lvlText w:val="%8."/>
+      <w:lvlJc w:val="left"/>
+      <w:pPr>
+        <w:ind w:left="5040" w:hanging="360"/>
+      </w:pPr>
+    </w:lvl>
+    <w:lvl w:ilvl="8" w:tplc="0408001B" w:tentative="1">
+      <w:start w:val="1"/>
+      <w:numFmt w:val="lowerRoman"/>
+      <w:lvlText w:val="%9."/>
+      <w:lvlJc w:val="right"/>
+      <w:pPr>
+        <w:ind w:left="5760" w:hanging="180"/>
+      </w:pPr>
+    </w:lvl>
+  </w:abstractNum>
+  <w:abstractNum w:abstractNumId="28" w15:restartNumberingAfterBreak="0">
     <w:nsid w:val="53C44994"/>
     <w:multiLevelType w:val="hybridMultilevel"/>
     <w:tmpl w:val="EA4616E4"/>
@@ -13320,7 +13351,7 @@
       </w:pPr>
     </w:lvl>
   </w:abstractNum>
-  <w:abstractNum w:abstractNumId="24" w15:restartNumberingAfterBreak="0">
+  <w:abstractNum w:abstractNumId="29" w15:restartNumberingAfterBreak="0">
     <w:nsid w:val="552E0F14"/>
     <w:multiLevelType w:val="hybridMultilevel"/>
     <w:tmpl w:val="AAF4EC0A"/>
@@ -13406,7 +13437,7 @@
       </w:pPr>
     </w:lvl>
   </w:abstractNum>
-  <w:abstractNum w:abstractNumId="25" w15:restartNumberingAfterBreak="0">
+  <w:abstractNum w:abstractNumId="30" w15:restartNumberingAfterBreak="0">
     <w:nsid w:val="55A55431"/>
     <w:multiLevelType w:val="hybridMultilevel"/>
     <w:tmpl w:val="89060B08"/>
@@ -13495,7 +13526,7 @@
       </w:pPr>
     </w:lvl>
   </w:abstractNum>
-  <w:abstractNum w:abstractNumId="26" w15:restartNumberingAfterBreak="0">
+  <w:abstractNum w:abstractNumId="31" w15:restartNumberingAfterBreak="0">
     <w:nsid w:val="5BA46ADC"/>
     <w:multiLevelType w:val="hybridMultilevel"/>
     <w:tmpl w:val="26EECE38"/>
@@ -13584,7 +13615,7 @@
       </w:pPr>
     </w:lvl>
   </w:abstractNum>
-  <w:abstractNum w:abstractNumId="27" w15:restartNumberingAfterBreak="0">
+  <w:abstractNum w:abstractNumId="32" w15:restartNumberingAfterBreak="0">
     <w:nsid w:val="5BFE617A"/>
     <w:multiLevelType w:val="hybridMultilevel"/>
     <w:tmpl w:val="A74ED6D4"/>
@@ -13673,7 +13704,7 @@
       </w:pPr>
     </w:lvl>
   </w:abstractNum>
-  <w:abstractNum w:abstractNumId="28" w15:restartNumberingAfterBreak="0">
+  <w:abstractNum w:abstractNumId="33" w15:restartNumberingAfterBreak="0">
     <w:nsid w:val="5EBA5361"/>
     <w:multiLevelType w:val="hybridMultilevel"/>
     <w:tmpl w:val="F1D4ED22"/>
@@ -13759,7 +13790,7 @@
       </w:pPr>
     </w:lvl>
   </w:abstractNum>
-  <w:abstractNum w:abstractNumId="29" w15:restartNumberingAfterBreak="0">
+  <w:abstractNum w:abstractNumId="34" w15:restartNumberingAfterBreak="0">
     <w:nsid w:val="6BA867A7"/>
     <w:multiLevelType w:val="multilevel"/>
     <w:tmpl w:val="96A0022E"/>
@@ -13872,7 +13903,7 @@
       </w:pPr>
     </w:lvl>
   </w:abstractNum>
-  <w:abstractNum w:abstractNumId="30" w15:restartNumberingAfterBreak="0">
+  <w:abstractNum w:abstractNumId="35" w15:restartNumberingAfterBreak="0">
     <w:nsid w:val="6BB540DE"/>
     <w:multiLevelType w:val="hybridMultilevel"/>
     <w:tmpl w:val="83D607F2"/>
@@ -13961,7 +13992,7 @@
       </w:pPr>
     </w:lvl>
   </w:abstractNum>
-  <w:abstractNum w:abstractNumId="31" w15:restartNumberingAfterBreak="0">
+  <w:abstractNum w:abstractNumId="36" w15:restartNumberingAfterBreak="0">
     <w:nsid w:val="6C1C337B"/>
     <w:multiLevelType w:val="hybridMultilevel"/>
     <w:tmpl w:val="48125F14"/>
@@ -14050,7 +14081,7 @@
       </w:pPr>
     </w:lvl>
   </w:abstractNum>
-  <w:abstractNum w:abstractNumId="32" w15:restartNumberingAfterBreak="0">
+  <w:abstractNum w:abstractNumId="37" w15:restartNumberingAfterBreak="0">
     <w:nsid w:val="6CD91A0E"/>
     <w:multiLevelType w:val="hybridMultilevel"/>
     <w:tmpl w:val="680858CE"/>
@@ -14139,7 +14170,7 @@
       </w:pPr>
     </w:lvl>
   </w:abstractNum>
-  <w:abstractNum w:abstractNumId="33" w15:restartNumberingAfterBreak="0">
+  <w:abstractNum w:abstractNumId="38" w15:restartNumberingAfterBreak="0">
     <w:nsid w:val="6D4E2979"/>
     <w:multiLevelType w:val="hybridMultilevel"/>
     <w:tmpl w:val="F2647C0A"/>
@@ -14228,7 +14259,96 @@
       </w:pPr>
     </w:lvl>
   </w:abstractNum>
-  <w:abstractNum w:abstractNumId="34" w15:restartNumberingAfterBreak="0">
+  <w:abstractNum w:abstractNumId="39" w15:restartNumberingAfterBreak="0">
+    <w:nsid w:val="70926703"/>
+    <w:multiLevelType w:val="hybridMultilevel"/>
+    <w:tmpl w:val="8640E7FE"/>
+    <w:lvl w:ilvl="0" w:tplc="A4A853A4">
+      <w:start w:val="1"/>
+      <w:numFmt w:val="decimal"/>
+      <w:lvlText w:val="%1."/>
+      <w:lvlJc w:val="left"/>
+      <w:pPr>
+        <w:ind w:left="1080" w:hanging="360"/>
+      </w:pPr>
+      <w:rPr>
+        <w:rFonts w:hint="default"/>
+      </w:rPr>
+    </w:lvl>
+    <w:lvl w:ilvl="1" w:tplc="04080019" w:tentative="1">
+      <w:start w:val="1"/>
+      <w:numFmt w:val="lowerLetter"/>
+      <w:lvlText w:val="%2."/>
+      <w:lvlJc w:val="left"/>
+      <w:pPr>
+        <w:ind w:left="1440" w:hanging="360"/>
+      </w:pPr>
+    </w:lvl>
+    <w:lvl w:ilvl="2" w:tplc="0408001B" w:tentative="1">
+      <w:start w:val="1"/>
+      <w:numFmt w:val="lowerRoman"/>
+      <w:lvlText w:val="%3."/>
+      <w:lvlJc w:val="right"/>
+      <w:pPr>
+        <w:ind w:left="2160" w:hanging="180"/>
+      </w:pPr>
+    </w:lvl>
+    <w:lvl w:ilvl="3" w:tplc="0408000F" w:tentative="1">
+      <w:start w:val="1"/>
+      <w:numFmt w:val="decimal"/>
+      <w:lvlText w:val="%4."/>
+      <w:lvlJc w:val="left"/>
+      <w:pPr>
+        <w:ind w:left="2880" w:hanging="360"/>
+      </w:pPr>
+    </w:lvl>
+    <w:lvl w:ilvl="4" w:tplc="04080019" w:tentative="1">
+      <w:start w:val="1"/>
+      <w:numFmt w:val="lowerLetter"/>
+      <w:lvlText w:val="%5."/>
+      <w:lvlJc w:val="left"/>
+      <w:pPr>
+        <w:ind w:left="3600" w:hanging="360"/>
+      </w:pPr>
+    </w:lvl>
+    <w:lvl w:ilvl="5" w:tplc="0408001B" w:tentative="1">
+      <w:start w:val="1"/>
+      <w:numFmt w:val="lowerRoman"/>
+      <w:lvlText w:val="%6."/>
+      <w:lvlJc w:val="right"/>
+      <w:pPr>
+        <w:ind w:left="4320" w:hanging="180"/>
+      </w:pPr>
+    </w:lvl>
+    <w:lvl w:ilvl="6" w:tplc="0408000F" w:tentative="1">
+      <w:start w:val="1"/>
+      <w:numFmt w:val="decimal"/>
+      <w:lvlText w:val="%7."/>
+      <w:lvlJc w:val="left"/>
+      <w:pPr>
+        <w:ind w:left="5040" w:hanging="360"/>
+      </w:pPr>
+    </w:lvl>
+    <w:lvl w:ilvl="7" w:tplc="04080019" w:tentative="1">
+      <w:start w:val="1"/>
+      <w:numFmt w:val="lowerLetter"/>
+      <w:lvlText w:val="%8."/>
+      <w:lvlJc w:val="left"/>
+      <w:pPr>
+        <w:ind w:left="5760" w:hanging="360"/>
+      </w:pPr>
+    </w:lvl>
+    <w:lvl w:ilvl="8" w:tplc="0408001B" w:tentative="1">
+      <w:start w:val="1"/>
+      <w:numFmt w:val="lowerRoman"/>
+      <w:lvlText w:val="%9."/>
+      <w:lvlJc w:val="right"/>
+      <w:pPr>
+        <w:ind w:left="6480" w:hanging="180"/>
+      </w:pPr>
+    </w:lvl>
+  </w:abstractNum>
+  <w:abstractNum w:abstractNumId="40" w15:restartNumberingAfterBreak="0">
     <w:nsid w:val="70AD7A4E"/>
     <w:multiLevelType w:val="hybridMultilevel"/>
     <w:tmpl w:val="AAF4EC0A"/>
@@ -14314,7 +14434,7 @@
       </w:pPr>
     </w:lvl>
   </w:abstractNum>
-  <w:abstractNum w:abstractNumId="35" w15:restartNumberingAfterBreak="0">
+  <w:abstractNum w:abstractNumId="41" w15:restartNumberingAfterBreak="0">
     <w:nsid w:val="70F6645C"/>
     <w:multiLevelType w:val="hybridMultilevel"/>
     <w:tmpl w:val="DC0A0F86"/>
@@ -14403,7 +14523,7 @@
       </w:pPr>
     </w:lvl>
   </w:abstractNum>
-  <w:abstractNum w:abstractNumId="36" w15:restartNumberingAfterBreak="0">
+  <w:abstractNum w:abstractNumId="42" w15:restartNumberingAfterBreak="0">
     <w:nsid w:val="711210CD"/>
     <w:multiLevelType w:val="hybridMultilevel"/>
     <w:tmpl w:val="D54681A0"/>
@@ -14494,7 +14614,7 @@
       </w:pPr>
     </w:lvl>
   </w:abstractNum>
-  <w:abstractNum w:abstractNumId="37" w15:restartNumberingAfterBreak="0">
+  <w:abstractNum w:abstractNumId="43" w15:restartNumberingAfterBreak="0">
     <w:nsid w:val="72DC3279"/>
     <w:multiLevelType w:val="hybridMultilevel"/>
     <w:tmpl w:val="34867C6A"/>
@@ -14583,7 +14703,7 @@
       </w:pPr>
     </w:lvl>
   </w:abstractNum>
-  <w:abstractNum w:abstractNumId="38" w15:restartNumberingAfterBreak="0">
+  <w:abstractNum w:abstractNumId="44" w15:restartNumberingAfterBreak="0">
     <w:nsid w:val="732F19CE"/>
     <w:multiLevelType w:val="hybridMultilevel"/>
     <w:tmpl w:val="7CDA4B66"/>
@@ -14672,7 +14792,7 @@
       </w:pPr>
     </w:lvl>
   </w:abstractNum>
-  <w:abstractNum w:abstractNumId="39" w15:restartNumberingAfterBreak="0">
+  <w:abstractNum w:abstractNumId="45" w15:restartNumberingAfterBreak="0">
     <w:nsid w:val="74791CE9"/>
     <w:multiLevelType w:val="hybridMultilevel"/>
     <w:tmpl w:val="A882EF0C"/>
@@ -14761,7 +14881,7 @@
       </w:pPr>
     </w:lvl>
   </w:abstractNum>
-  <w:abstractNum w:abstractNumId="40" w15:restartNumberingAfterBreak="0">
+  <w:abstractNum w:abstractNumId="46" w15:restartNumberingAfterBreak="0">
     <w:nsid w:val="74BB6C0F"/>
     <w:multiLevelType w:val="hybridMultilevel"/>
     <w:tmpl w:val="E9888902"/>
@@ -14852,7 +14972,7 @@
       </w:pPr>
     </w:lvl>
   </w:abstractNum>
-  <w:abstractNum w:abstractNumId="41" w15:restartNumberingAfterBreak="0">
+  <w:abstractNum w:abstractNumId="47" w15:restartNumberingAfterBreak="0">
     <w:nsid w:val="7DD517FA"/>
     <w:multiLevelType w:val="hybridMultilevel"/>
     <w:tmpl w:val="5E50C17A"/>
@@ -14965,25 +15085,25 @@
     </w:lvl>
   </w:abstractNum>
   <w:num w:numId="1" w16cid:durableId="1041901893">
-    <w:abstractNumId w:val="22"/>
+    <w:abstractNumId w:val="26"/>
   </w:num>
   <w:num w:numId="2" w16cid:durableId="650907029">
+    <w:abstractNumId w:val="30"/>
+  </w:num>
+  <w:num w:numId="3" w16cid:durableId="1814523632">
     <w:abstractNumId w:val="25"/>
   </w:num>
-  <w:num w:numId="3" w16cid:durableId="1814523632">
-    <w:abstractNumId w:val="21"/>
-  </w:num>
   <w:num w:numId="4" w16cid:durableId="399522079">
-    <w:abstractNumId w:val="10"/>
+    <w:abstractNumId w:val="12"/>
   </w:num>
   <w:num w:numId="5" w16cid:durableId="1897083656">
-    <w:abstractNumId w:val="34"/>
+    <w:abstractNumId w:val="40"/>
   </w:num>
   <w:num w:numId="6" w16cid:durableId="221061872">
-    <w:abstractNumId w:val="3"/>
+    <w:abstractNumId w:val="4"/>
   </w:num>
   <w:num w:numId="7" w16cid:durableId="2040005559">
-    <w:abstractNumId w:val="6"/>
+    <w:abstractNumId w:val="8"/>
     <w:lvlOverride w:ilvl="0">
       <w:startOverride w:val="1"/>
     </w:lvlOverride>
@@ -15013,40 +15133,40 @@
     </w:lvlOverride>
   </w:num>
   <w:num w:numId="8" w16cid:durableId="1439638147">
+    <w:abstractNumId w:val="15"/>
+  </w:num>
+  <w:num w:numId="9" w16cid:durableId="942687094">
+    <w:abstractNumId w:val="29"/>
+  </w:num>
+  <w:num w:numId="10" w16cid:durableId="1220287370">
+    <w:abstractNumId w:val="9"/>
+  </w:num>
+  <w:num w:numId="11" w16cid:durableId="88620410">
+    <w:abstractNumId w:val="20"/>
+  </w:num>
+  <w:num w:numId="12" w16cid:durableId="23288718">
+    <w:abstractNumId w:val="17"/>
+  </w:num>
+  <w:num w:numId="13" w16cid:durableId="1193302493">
+    <w:abstractNumId w:val="23"/>
+  </w:num>
+  <w:num w:numId="14" w16cid:durableId="1688172431">
+    <w:abstractNumId w:val="3"/>
+  </w:num>
+  <w:num w:numId="15" w16cid:durableId="1288775499">
     <w:abstractNumId w:val="13"/>
   </w:num>
-  <w:num w:numId="9" w16cid:durableId="942687094">
-    <w:abstractNumId w:val="24"/>
+  <w:num w:numId="16" w16cid:durableId="1625623232">
+    <w:abstractNumId w:val="5"/>
   </w:num>
-  <w:num w:numId="10" w16cid:durableId="1220287370">
-    <w:abstractNumId w:val="7"/>
+  <w:num w:numId="17" w16cid:durableId="154683689">
+    <w:abstractNumId w:val="42"/>
   </w:num>
-  <w:num w:numId="11" w16cid:durableId="88620410">
-    <w:abstractNumId w:val="16"/>
-  </w:num>
-  <w:num w:numId="12" w16cid:durableId="23288718">
-    <w:abstractNumId w:val="14"/>
-  </w:num>
-  <w:num w:numId="13" w16cid:durableId="1193302493">
-    <w:abstractNumId w:val="19"/>
-  </w:num>
-  <w:num w:numId="14" w16cid:durableId="1688172431">
-    <w:abstractNumId w:val="2"/>
-  </w:num>
-  <w:num w:numId="15" w16cid:durableId="1288775499">
+  <w:num w:numId="18" w16cid:durableId="943070360">
     <w:abstractNumId w:val="11"/>
   </w:num>
-  <w:num w:numId="16" w16cid:durableId="1625623232">
-    <w:abstractNumId w:val="4"/>
-  </w:num>
-  <w:num w:numId="17" w16cid:durableId="154683689">
-    <w:abstractNumId w:val="36"/>
-  </w:num>
-  <w:num w:numId="18" w16cid:durableId="943070360">
-    <w:abstractNumId w:val="9"/>
-  </w:num>
   <w:num w:numId="19" w16cid:durableId="1987660766">
-    <w:abstractNumId w:val="25"/>
+    <w:abstractNumId w:val="30"/>
     <w:lvlOverride w:ilvl="0">
       <w:startOverride w:val="1"/>
     </w:lvlOverride>
@@ -15076,31 +15196,31 @@
     </w:lvlOverride>
   </w:num>
   <w:num w:numId="20" w16cid:durableId="493961183">
-    <w:abstractNumId w:val="1"/>
+    <w:abstractNumId w:val="2"/>
   </w:num>
   <w:num w:numId="21" w16cid:durableId="340157836">
+    <w:abstractNumId w:val="37"/>
+  </w:num>
+  <w:num w:numId="22" w16cid:durableId="1020546945">
+    <w:abstractNumId w:val="19"/>
+  </w:num>
+  <w:num w:numId="23" w16cid:durableId="1999577516">
+    <w:abstractNumId w:val="41"/>
+  </w:num>
+  <w:num w:numId="24" w16cid:durableId="1915621894">
+    <w:abstractNumId w:val="10"/>
+  </w:num>
+  <w:num w:numId="25" w16cid:durableId="1222600682">
     <w:abstractNumId w:val="32"/>
   </w:num>
-  <w:num w:numId="22" w16cid:durableId="1020546945">
-    <w:abstractNumId w:val="15"/>
-  </w:num>
-  <w:num w:numId="23" w16cid:durableId="1999577516">
-    <w:abstractNumId w:val="35"/>
-  </w:num>
-  <w:num w:numId="24" w16cid:durableId="1915621894">
-    <w:abstractNumId w:val="8"/>
-  </w:num>
-  <w:num w:numId="25" w16cid:durableId="1222600682">
-    <w:abstractNumId w:val="27"/>
-  </w:num>
   <w:num w:numId="26" w16cid:durableId="98263654">
-    <w:abstractNumId w:val="5"/>
+    <w:abstractNumId w:val="7"/>
   </w:num>
   <w:num w:numId="27" w16cid:durableId="555700808">
-    <w:abstractNumId w:val="33"/>
+    <w:abstractNumId w:val="38"/>
   </w:num>
   <w:num w:numId="28" w16cid:durableId="727147141">
-    <w:abstractNumId w:val="34"/>
+    <w:abstractNumId w:val="40"/>
     <w:lvlOverride w:ilvl="0">
       <w:startOverride w:val="1"/>
     </w:lvlOverride>
@@ -15130,97 +15250,88 @@
     </w:lvlOverride>
   </w:num>
   <w:num w:numId="29" w16cid:durableId="597951237">
-    <w:abstractNumId w:val="38"/>
+    <w:abstractNumId w:val="44"/>
   </w:num>
   <w:num w:numId="30" w16cid:durableId="522934640">
-    <w:abstractNumId w:val="26"/>
+    <w:abstractNumId w:val="31"/>
   </w:num>
   <w:num w:numId="31" w16cid:durableId="1450510199">
     <w:abstractNumId w:val="0"/>
   </w:num>
   <w:num w:numId="32" w16cid:durableId="606235356">
-    <w:abstractNumId w:val="13"/>
-    <w:lvlOverride w:ilvl="0">
-      <w:startOverride w:val="1"/>
-    </w:lvlOverride>
-    <w:lvlOverride w:ilvl="1">
-      <w:startOverride w:val="1"/>
-    </w:lvlOverride>
-    <w:lvlOverride w:ilvl="2">
-      <w:startOverride w:val="1"/>
-    </w:lvlOverride>
-    <w:lvlOverride w:ilvl="3">
-      <w:startOverride w:val="1"/>
-    </w:lvlOverride>
-    <w:lvlOverride w:ilvl="4">
-      <w:startOverride w:val="1"/>
-    </w:lvlOverride>
-    <w:lvlOverride w:ilvl="5">
-      <w:startOverride w:val="1"/>
-    </w:lvlOverride>
-    <w:lvlOverride w:ilvl="6">
-      <w:startOverride w:val="1"/>
-    </w:lvlOverride>
-    <w:lvlOverride w:ilvl="7">
-      <w:startOverride w:val="1"/>
-    </w:lvlOverride>
-    <w:lvlOverride w:ilvl="8">
-      <w:startOverride w:val="1"/>
-    </w:lvlOverride>
+    <w:abstractNumId w:val="15"/>
   </w:num>
   <w:num w:numId="33" w16cid:durableId="1654531237">
-    <w:abstractNumId w:val="19"/>
+    <w:abstractNumId w:val="23"/>
   </w:num>
   <w:num w:numId="34" w16cid:durableId="1502353941">
-    <w:abstractNumId w:val="2"/>
+    <w:abstractNumId w:val="3"/>
   </w:num>
   <w:num w:numId="35" w16cid:durableId="196046730">
-    <w:abstractNumId w:val="11"/>
+    <w:abstractNumId w:val="13"/>
   </w:num>
   <w:num w:numId="36" w16cid:durableId="1505591071">
+    <w:abstractNumId w:val="42"/>
+  </w:num>
+  <w:num w:numId="37" w16cid:durableId="765075422">
     <w:abstractNumId w:val="36"/>
   </w:num>
-  <w:num w:numId="37" w16cid:durableId="765075422">
-    <w:abstractNumId w:val="31"/>
-  </w:num>
   <w:num w:numId="38" w16cid:durableId="144587213">
-    <w:abstractNumId w:val="37"/>
+    <w:abstractNumId w:val="43"/>
   </w:num>
   <w:num w:numId="39" w16cid:durableId="1941645101">
-    <w:abstractNumId w:val="12"/>
+    <w:abstractNumId w:val="14"/>
   </w:num>
   <w:num w:numId="40" w16cid:durableId="802695615">
-    <w:abstractNumId w:val="20"/>
+    <w:abstractNumId w:val="24"/>
   </w:num>
   <w:num w:numId="41" w16cid:durableId="1851681483">
-    <w:abstractNumId w:val="41"/>
+    <w:abstractNumId w:val="47"/>
   </w:num>
   <w:num w:numId="42" w16cid:durableId="201019745">
-    <w:abstractNumId w:val="29"/>
+    <w:abstractNumId w:val="34"/>
   </w:num>
   <w:num w:numId="43" w16cid:durableId="1212840425">
-    <w:abstractNumId w:val="30"/>
+    <w:abstractNumId w:val="35"/>
   </w:num>
   <w:num w:numId="44" w16cid:durableId="1410612842">
-    <w:abstractNumId w:val="40"/>
+    <w:abstractNumId w:val="46"/>
   </w:num>
   <w:num w:numId="45" w16cid:durableId="1601256600">
-    <w:abstractNumId w:val="17"/>
+    <w:abstractNumId w:val="21"/>
   </w:num>
   <w:num w:numId="46" w16cid:durableId="1479541288">
+    <w:abstractNumId w:val="33"/>
+  </w:num>
+  <w:num w:numId="47" w16cid:durableId="239027460">
+    <w:abstractNumId w:val="45"/>
+  </w:num>
+  <w:num w:numId="48" w16cid:durableId="1455365650">
     <w:abstractNumId w:val="28"/>
   </w:num>
-  <w:num w:numId="47" w16cid:durableId="239027460">
+  <w:num w:numId="49" w16cid:durableId="1112478625">
+    <w:abstractNumId w:val="22"/>
+  </w:num>
+  <w:num w:numId="50" w16cid:durableId="2143839807">
+    <w:abstractNumId w:val="8"/>
+  </w:num>
+  <w:num w:numId="51" w16cid:durableId="1549997597">
+    <w:abstractNumId w:val="1"/>
+  </w:num>
+  <w:num w:numId="52" w16cid:durableId="1460489355">
+    <w:abstractNumId w:val="18"/>
+  </w:num>
+  <w:num w:numId="53" w16cid:durableId="485711535">
+    <w:abstractNumId w:val="6"/>
+  </w:num>
+  <w:num w:numId="54" w16cid:durableId="531185210">
     <w:abstractNumId w:val="39"/>
   </w:num>
-  <w:num w:numId="48" w16cid:durableId="1455365650">
-    <w:abstractNumId w:val="23"/>
+  <w:num w:numId="55" w16cid:durableId="86538779">
+    <w:abstractNumId w:val="16"/>
   </w:num>
-  <w:num w:numId="49" w16cid:durableId="1112478625">
-    <w:abstractNumId w:val="18"/>
-  </w:num>
-  <w:num w:numId="50" w16cid:durableId="2143839807">
-    <w:abstractNumId w:val="6"/>
+  <w:num w:numId="56" w16cid:durableId="45883255">
+    <w:abstractNumId w:val="27"/>
   </w:num>
 </w:numbering>
 </file>

--- a/Use_cases_GIA/Use_cases_4_6_11_v0.2.1.docx
+++ b/Use_cases_GIA/Use_cases_4_6_11_v0.2.1.docx
@@ -4647,6 +4647,7 @@
           <w:sz w:val="24"/>
           <w:szCs w:val="24"/>
           <w:highlight w:val="yellow"/>
+          <w:lang w:val="en-US"/>
         </w:rPr>
       </w:pPr>
       <w:r>
@@ -9420,7 +9421,25 @@
           <w:szCs w:val="24"/>
           <w:highlight w:val="yellow"/>
         </w:rPr>
-        <w:t xml:space="preserve">Εκκρεμείς </w:t>
+        <w:t>Εκκρεμ</w:t>
+      </w:r>
+      <w:r>
+        <w:rPr>
+          <w:rFonts w:ascii="Bahnschrift Light" w:hAnsi="Bahnschrift Light"/>
+          <w:sz w:val="24"/>
+          <w:szCs w:val="24"/>
+          <w:highlight w:val="yellow"/>
+        </w:rPr>
+        <w:t>ή</w:t>
+      </w:r>
+      <w:r>
+        <w:rPr>
+          <w:rFonts w:ascii="Bahnschrift Light" w:hAnsi="Bahnschrift Light"/>
+          <w:sz w:val="24"/>
+          <w:szCs w:val="24"/>
+          <w:highlight w:val="yellow"/>
+        </w:rPr>
+        <w:t xml:space="preserve">ς </w:t>
       </w:r>
       <w:r>
         <w:rPr>
@@ -9584,7 +9603,25 @@
           <w:szCs w:val="24"/>
           <w:highlight w:val="yellow"/>
         </w:rPr>
-        <w:t>Εκκρεμείς</w:t>
+        <w:t>Εκκρεμ</w:t>
+      </w:r>
+      <w:r>
+        <w:rPr>
+          <w:rFonts w:ascii="Bahnschrift Light" w:hAnsi="Bahnschrift Light"/>
+          <w:sz w:val="24"/>
+          <w:szCs w:val="24"/>
+          <w:highlight w:val="yellow"/>
+        </w:rPr>
+        <w:t>ή</w:t>
+      </w:r>
+      <w:r>
+        <w:rPr>
+          <w:rFonts w:ascii="Bahnschrift Light" w:hAnsi="Bahnschrift Light"/>
+          <w:sz w:val="24"/>
+          <w:szCs w:val="24"/>
+          <w:highlight w:val="yellow"/>
+        </w:rPr>
+        <w:t>ς</w:t>
       </w:r>
       <w:r>
         <w:rPr>
